--- a/data/revised_2026-10_full/outputs/v2/Maths/SS4.2_Probability_I/Mathematics_Probability_I_CBE_LessonSequence.docx
+++ b/data/revised_2026-10_full/outputs/v2/Maths/SS4.2_Probability_I/Mathematics_Probability_I_CBE_LessonSequence.docx
@@ -2358,7 +2358,7 @@
         </w:rPr>
         <w:t xml:space="preserve">© 2026 SeaVuria and ARES. This work is licensed under a </w:t>
       </w:r>
-      <w:hyperlink w:history="1" r:id="rId1qonotpihiftruiw60vt7">
+      <w:hyperlink w:history="1" r:id="rId7y15rldlhtzx53grhseax">
         <w:r>
           <w:rPr>
             <w:rFonts w:ascii="Arial" w:cs="Arial" w:eastAsia="Arial" w:hAnsi="Arial"/>
@@ -2378,7 +2378,7 @@
         </w:rPr>
         <w:t xml:space="preserve"> (</w:t>
       </w:r>
-      <w:hyperlink w:history="1" r:id="rIdgikuklp2k-huuicmx2unm">
+      <w:hyperlink w:history="1" r:id="rId7lxnib1yiyy03of9n7z5z">
         <w:r>
           <w:rPr>
             <w:rFonts w:ascii="Arial" w:cs="Arial" w:eastAsia="Arial" w:hAnsi="Arial"/>
@@ -2398,7 +2398,7 @@
         </w:rPr>
         <w:t xml:space="preserve">). To view a copy of this license, visit </w:t>
       </w:r>
-      <w:hyperlink w:history="1" r:id="rId3139ypaf8ngqsw8xgdsxj">
+      <w:hyperlink w:history="1" r:id="rIdz4h86muwa_n3hzajxgci7">
         <w:r>
           <w:rPr>
             <w:rFonts w:ascii="Arial" w:cs="Arial" w:eastAsia="Arial" w:hAnsi="Arial"/>
@@ -3437,7 +3437,7 @@
             <w:pPr>
               <w:spacing w:after="20" w:before="0"/>
             </w:pPr>
-            <w:hyperlink w:history="1" r:id="rIdboydbujeqr0xu59kb_vdl">
+            <w:hyperlink w:history="1" r:id="rId69rm2bbvahlm7bfwg3c5m">
               <w:r>
                 <w:rPr>
                   <w:rFonts w:ascii="Arial" w:cs="Arial" w:eastAsia="Arial" w:hAnsi="Arial"/>
@@ -3470,7 +3470,7 @@
               <w:spacing w:after="10" w:before="0"/>
               <w:ind w:left="120"/>
             </w:pPr>
-            <w:hyperlink w:history="1" r:id="rId8dhi1pdwxmgzszizamdoi">
+            <w:hyperlink w:history="1" r:id="rIdzei2zpvmf1cmtxcdxhhof">
               <w:r>
                 <w:rPr>
                   <w:rFonts w:ascii="Arial" w:cs="Arial" w:eastAsia="Arial" w:hAnsi="Arial"/>
@@ -3515,7 +3515,7 @@
             <w:pPr>
               <w:spacing w:after="20" w:before="0"/>
             </w:pPr>
-            <w:hyperlink w:history="1" r:id="rIdgunf1k37jsy0xu5i_hnuw">
+            <w:hyperlink w:history="1" r:id="rIdthlo7nvyqe4e3sotifnox">
               <w:r>
                 <w:rPr>
                   <w:rFonts w:ascii="Arial" w:cs="Arial" w:eastAsia="Arial" w:hAnsi="Arial"/>
@@ -3548,7 +3548,7 @@
               <w:spacing w:after="10" w:before="0"/>
               <w:ind w:left="120"/>
             </w:pPr>
-            <w:hyperlink w:history="1" r:id="rIdjgxgwvyy4o9vdksihqgl2">
+            <w:hyperlink w:history="1" r:id="rIdd58ra1ovdmkkvx100kcww">
               <w:r>
                 <w:rPr>
                   <w:rFonts w:ascii="Arial" w:cs="Arial" w:eastAsia="Arial" w:hAnsi="Arial"/>
@@ -3748,7 +3748,7 @@
             <w:pPr>
               <w:spacing w:after="20" w:before="0"/>
             </w:pPr>
-            <w:hyperlink w:history="1" r:id="rIdcl_blwb5ewrxpq9c80qii">
+            <w:hyperlink w:history="1" r:id="rIdruo8lyxmuzqpve9cejeq7">
               <w:r>
                 <w:rPr>
                   <w:rFonts w:ascii="Arial" w:cs="Arial" w:eastAsia="Arial" w:hAnsi="Arial"/>
@@ -3781,7 +3781,7 @@
               <w:spacing w:after="10" w:before="0"/>
               <w:ind w:left="120"/>
             </w:pPr>
-            <w:hyperlink w:history="1" r:id="rIdqmmea9azzorrzy5uwwlu4">
+            <w:hyperlink w:history="1" r:id="rIdsfac8qudtjvukhzfcgha4">
               <w:r>
                 <w:rPr>
                   <w:rFonts w:ascii="Arial" w:cs="Arial" w:eastAsia="Arial" w:hAnsi="Arial"/>
@@ -3826,7 +3826,7 @@
             <w:pPr>
               <w:spacing w:after="20" w:before="0"/>
             </w:pPr>
-            <w:hyperlink w:history="1" r:id="rIdzuqvzhjojlttnze1xbk2t">
+            <w:hyperlink w:history="1" r:id="rIdsiydkpacn_gons6kimmkd">
               <w:r>
                 <w:rPr>
                   <w:rFonts w:ascii="Arial" w:cs="Arial" w:eastAsia="Arial" w:hAnsi="Arial"/>
@@ -3859,7 +3859,7 @@
               <w:spacing w:after="10" w:before="0"/>
               <w:ind w:left="120"/>
             </w:pPr>
-            <w:hyperlink w:history="1" r:id="rId7wvimsm1zof_o2r3m4qvx">
+            <w:hyperlink w:history="1" r:id="rIddxikyrsqtkehqetpcpsg9">
               <w:r>
                 <w:rPr>
                   <w:rFonts w:ascii="Arial" w:cs="Arial" w:eastAsia="Arial" w:hAnsi="Arial"/>
@@ -4059,7 +4059,7 @@
             <w:pPr>
               <w:spacing w:after="20" w:before="0"/>
             </w:pPr>
-            <w:hyperlink w:history="1" r:id="rId-v7gdheyet2ylfczvkgbb">
+            <w:hyperlink w:history="1" r:id="rIdye0ljm4ml-dtiibh8lice">
               <w:r>
                 <w:rPr>
                   <w:rFonts w:ascii="Arial" w:cs="Arial" w:eastAsia="Arial" w:hAnsi="Arial"/>
@@ -4092,7 +4092,7 @@
               <w:spacing w:after="10" w:before="0"/>
               <w:ind w:left="120"/>
             </w:pPr>
-            <w:hyperlink w:history="1" r:id="rIdn9_mtstkqnjletd9g3w6p">
+            <w:hyperlink w:history="1" r:id="rIdjtttilxoziayy0wz6qiyz">
               <w:r>
                 <w:rPr>
                   <w:rFonts w:ascii="Arial" w:cs="Arial" w:eastAsia="Arial" w:hAnsi="Arial"/>
@@ -4137,7 +4137,7 @@
             <w:pPr>
               <w:spacing w:after="20" w:before="0"/>
             </w:pPr>
-            <w:hyperlink w:history="1" r:id="rIdqix3ugfljrwhnjdsn4bau">
+            <w:hyperlink w:history="1" r:id="rIds6pn7xzku6aoiqe0pk3ai">
               <w:r>
                 <w:rPr>
                   <w:rFonts w:ascii="Arial" w:cs="Arial" w:eastAsia="Arial" w:hAnsi="Arial"/>
@@ -4170,7 +4170,7 @@
               <w:spacing w:after="10" w:before="0"/>
               <w:ind w:left="120"/>
             </w:pPr>
-            <w:hyperlink w:history="1" r:id="rId6agmaxi8f78svtlccyf_y">
+            <w:hyperlink w:history="1" r:id="rId9ezgxfxlydrxii8jx2buf">
               <w:r>
                 <w:rPr>
                   <w:rFonts w:ascii="Arial" w:cs="Arial" w:eastAsia="Arial" w:hAnsi="Arial"/>
@@ -4370,7 +4370,7 @@
             <w:pPr>
               <w:spacing w:after="20" w:before="0"/>
             </w:pPr>
-            <w:hyperlink w:history="1" r:id="rIdsbwskv0ryxo6bvhfhg7qh">
+            <w:hyperlink w:history="1" r:id="rIdewjo_iutlzsxkcxfb5bgn">
               <w:r>
                 <w:rPr>
                   <w:rFonts w:ascii="Arial" w:cs="Arial" w:eastAsia="Arial" w:hAnsi="Arial"/>
@@ -4403,7 +4403,7 @@
               <w:spacing w:after="10" w:before="0"/>
               <w:ind w:left="120"/>
             </w:pPr>
-            <w:hyperlink w:history="1" r:id="rIdufsu-mqlol2c1ixdyefat">
+            <w:hyperlink w:history="1" r:id="rIdibpowjbaqcym3mkxovovx">
               <w:r>
                 <w:rPr>
                   <w:rFonts w:ascii="Arial" w:cs="Arial" w:eastAsia="Arial" w:hAnsi="Arial"/>
@@ -4448,7 +4448,7 @@
             <w:pPr>
               <w:spacing w:after="20" w:before="0"/>
             </w:pPr>
-            <w:hyperlink w:history="1" r:id="rIdueb_cevnwfyluueogbhdk">
+            <w:hyperlink w:history="1" r:id="rIdmpesjihjhmivjvt8hsnvb">
               <w:r>
                 <w:rPr>
                   <w:rFonts w:ascii="Arial" w:cs="Arial" w:eastAsia="Arial" w:hAnsi="Arial"/>
@@ -4481,7 +4481,7 @@
               <w:spacing w:after="10" w:before="0"/>
               <w:ind w:left="120"/>
             </w:pPr>
-            <w:hyperlink w:history="1" r:id="rIdzuagufjbodbrf2lkbcsam">
+            <w:hyperlink w:history="1" r:id="rId5tl2tcno3k2mpvpbs_-73">
               <w:r>
                 <w:rPr>
                   <w:rFonts w:ascii="Arial" w:cs="Arial" w:eastAsia="Arial" w:hAnsi="Arial"/>
@@ -4681,7 +4681,7 @@
             <w:pPr>
               <w:spacing w:after="20" w:before="0"/>
             </w:pPr>
-            <w:hyperlink w:history="1" r:id="rId-vxw07unefoyk39a0pgeg">
+            <w:hyperlink w:history="1" r:id="rIdmlxiugxwdudl2ah3sjhks">
               <w:r>
                 <w:rPr>
                   <w:rFonts w:ascii="Arial" w:cs="Arial" w:eastAsia="Arial" w:hAnsi="Arial"/>
@@ -4714,7 +4714,7 @@
               <w:spacing w:after="10" w:before="0"/>
               <w:ind w:left="120"/>
             </w:pPr>
-            <w:hyperlink w:history="1" r:id="rIdbrnajul2amryniibg-mwp">
+            <w:hyperlink w:history="1" r:id="rId1rjdo0aj5t0yxqv_c6mxu">
               <w:r>
                 <w:rPr>
                   <w:rFonts w:ascii="Arial" w:cs="Arial" w:eastAsia="Arial" w:hAnsi="Arial"/>
@@ -4759,7 +4759,7 @@
             <w:pPr>
               <w:spacing w:after="20" w:before="0"/>
             </w:pPr>
-            <w:hyperlink w:history="1" r:id="rIdlqov7s1wnrpmi_gawrj4v">
+            <w:hyperlink w:history="1" r:id="rId_ua9s5kpdx3oct9mr1jgy">
               <w:r>
                 <w:rPr>
                   <w:rFonts w:ascii="Arial" w:cs="Arial" w:eastAsia="Arial" w:hAnsi="Arial"/>
@@ -4808,7 +4808,7 @@
               <w:spacing w:after="10" w:before="0"/>
               <w:ind w:left="120"/>
             </w:pPr>
-            <w:hyperlink w:history="1" r:id="rIdwrbqn2736j5uo4qfztmjx">
+            <w:hyperlink w:history="1" r:id="rIdi6qubsuphqij9ncsooeyo">
               <w:r>
                 <w:rPr>
                   <w:rFonts w:ascii="Arial" w:cs="Arial" w:eastAsia="Arial" w:hAnsi="Arial"/>
@@ -5333,7 +5333,7 @@
         </w:rPr>
         <w:t xml:space="preserve">© 2026 SeaVuria and ARES. Aligned with KICD objectives. Developed by SeaVuria; technical implementation by ARES (with AI assistance from Claude). Licensed under </w:t>
       </w:r>
-      <w:hyperlink w:history="1" r:id="rIdiugyzvjixq0t3m9ng8cwb">
+      <w:hyperlink w:history="1" r:id="rIdaqofc38z9m5-vblw8zgwg">
         <w:r>
           <w:rPr>
             <w:rFonts w:ascii="Arial" w:cs="Arial" w:eastAsia="Arial" w:hAnsi="Arial"/>
@@ -5354,7 +5354,7 @@
         </w:rPr>
         <w:t xml:space="preserve"> (</w:t>
       </w:r>
-      <w:hyperlink w:history="1" r:id="rIdfud_ww5rsq6pv_mes6xre">
+      <w:hyperlink w:history="1" r:id="rIdxuwgla76egiut8p_mladq">
         <w:r>
           <w:rPr>
             <w:rFonts w:ascii="Arial" w:cs="Arial" w:eastAsia="Arial" w:hAnsi="Arial"/>
@@ -6394,7 +6394,7 @@
             <w:pPr>
               <w:spacing w:after="20" w:before="0"/>
             </w:pPr>
-            <w:hyperlink w:history="1" r:id="rId0oor7arnblsspvc-1zf8r">
+            <w:hyperlink w:history="1" r:id="rId6crrxfam2kxm2mkstrc5_">
               <w:r>
                 <w:rPr>
                   <w:rFonts w:ascii="Arial" w:cs="Arial" w:eastAsia="Arial" w:hAnsi="Arial"/>
@@ -6427,7 +6427,7 @@
               <w:spacing w:after="10" w:before="0"/>
               <w:ind w:left="120"/>
             </w:pPr>
-            <w:hyperlink w:history="1" r:id="rIdbwb3u0j86-vcnjce0mb3h">
+            <w:hyperlink w:history="1" r:id="rId6zsmq8xak4w5n8karp-rp">
               <w:r>
                 <w:rPr>
                   <w:rFonts w:ascii="Arial" w:cs="Arial" w:eastAsia="Arial" w:hAnsi="Arial"/>
@@ -6472,7 +6472,7 @@
             <w:pPr>
               <w:spacing w:after="20" w:before="0"/>
             </w:pPr>
-            <w:hyperlink w:history="1" r:id="rId7jtjetdo2k7nuge9ggy49">
+            <w:hyperlink w:history="1" r:id="rIdiajs8ajrdgkfdorcwhclo">
               <w:r>
                 <w:rPr>
                   <w:rFonts w:ascii="Arial" w:cs="Arial" w:eastAsia="Arial" w:hAnsi="Arial"/>
@@ -6505,7 +6505,7 @@
               <w:spacing w:after="10" w:before="0"/>
               <w:ind w:left="120"/>
             </w:pPr>
-            <w:hyperlink w:history="1" r:id="rIdvpitffk7g8ndftcadx5yn">
+            <w:hyperlink w:history="1" r:id="rIdpfqe1lowv1rlg0xitylzz">
               <w:r>
                 <w:rPr>
                   <w:rFonts w:ascii="Arial" w:cs="Arial" w:eastAsia="Arial" w:hAnsi="Arial"/>
@@ -6705,7 +6705,7 @@
             <w:pPr>
               <w:spacing w:after="20" w:before="0"/>
             </w:pPr>
-            <w:hyperlink w:history="1" r:id="rIdsfbtqubw3gc9hzgje9a-c">
+            <w:hyperlink w:history="1" r:id="rId--h9gsaqatdqtpxzyww5u">
               <w:r>
                 <w:rPr>
                   <w:rFonts w:ascii="Arial" w:cs="Arial" w:eastAsia="Arial" w:hAnsi="Arial"/>
@@ -6738,7 +6738,7 @@
               <w:spacing w:after="10" w:before="0"/>
               <w:ind w:left="120"/>
             </w:pPr>
-            <w:hyperlink w:history="1" r:id="rIdhla55l8gyjlyolnb2lzdi">
+            <w:hyperlink w:history="1" r:id="rId_lousc-n4xkjw0sfxeq-c">
               <w:r>
                 <w:rPr>
                   <w:rFonts w:ascii="Arial" w:cs="Arial" w:eastAsia="Arial" w:hAnsi="Arial"/>
@@ -6783,7 +6783,7 @@
             <w:pPr>
               <w:spacing w:after="20" w:before="0"/>
             </w:pPr>
-            <w:hyperlink w:history="1" r:id="rIdcriayfmkgz1eyzynf7jdj">
+            <w:hyperlink w:history="1" r:id="rIdcuoaljgk8e9pa4bsel_qa">
               <w:r>
                 <w:rPr>
                   <w:rFonts w:ascii="Arial" w:cs="Arial" w:eastAsia="Arial" w:hAnsi="Arial"/>
@@ -6816,7 +6816,7 @@
               <w:spacing w:after="10" w:before="0"/>
               <w:ind w:left="120"/>
             </w:pPr>
-            <w:hyperlink w:history="1" r:id="rIddp46fgoytkinzxbx5cew3">
+            <w:hyperlink w:history="1" r:id="rIdv62htu7yjkimswryrpfky">
               <w:r>
                 <w:rPr>
                   <w:rFonts w:ascii="Arial" w:cs="Arial" w:eastAsia="Arial" w:hAnsi="Arial"/>
@@ -7016,7 +7016,7 @@
             <w:pPr>
               <w:spacing w:after="20" w:before="0"/>
             </w:pPr>
-            <w:hyperlink w:history="1" r:id="rIdir6krvv_rzieffskzybgk">
+            <w:hyperlink w:history="1" r:id="rIds8i8hyquzrvcaqnqre2ts">
               <w:r>
                 <w:rPr>
                   <w:rFonts w:ascii="Arial" w:cs="Arial" w:eastAsia="Arial" w:hAnsi="Arial"/>
@@ -7049,7 +7049,7 @@
               <w:spacing w:after="10" w:before="0"/>
               <w:ind w:left="120"/>
             </w:pPr>
-            <w:hyperlink w:history="1" r:id="rId5wvfrrmp054_jmmdn2fxf">
+            <w:hyperlink w:history="1" r:id="rId8gs-8_c9jcsuakiripeva">
               <w:r>
                 <w:rPr>
                   <w:rFonts w:ascii="Arial" w:cs="Arial" w:eastAsia="Arial" w:hAnsi="Arial"/>
@@ -7094,7 +7094,7 @@
             <w:pPr>
               <w:spacing w:after="20" w:before="0"/>
             </w:pPr>
-            <w:hyperlink w:history="1" r:id="rIdq_h-swwizhqwz0eeaiuym">
+            <w:hyperlink w:history="1" r:id="rIdfvmtm48grxg3phhakstvl">
               <w:r>
                 <w:rPr>
                   <w:rFonts w:ascii="Arial" w:cs="Arial" w:eastAsia="Arial" w:hAnsi="Arial"/>
@@ -7127,7 +7127,7 @@
               <w:spacing w:after="10" w:before="0"/>
               <w:ind w:left="120"/>
             </w:pPr>
-            <w:hyperlink w:history="1" r:id="rId6opdqxmwz6_7f_ojr6rei">
+            <w:hyperlink w:history="1" r:id="rIdtliut4eoy-fp52m54jvt-">
               <w:r>
                 <w:rPr>
                   <w:rFonts w:ascii="Arial" w:cs="Arial" w:eastAsia="Arial" w:hAnsi="Arial"/>
@@ -7327,7 +7327,7 @@
             <w:pPr>
               <w:spacing w:after="20" w:before="0"/>
             </w:pPr>
-            <w:hyperlink w:history="1" r:id="rIdk5so1fr81bvcnqrosw6pu">
+            <w:hyperlink w:history="1" r:id="rIdargsllthux7jp6kc_3msb">
               <w:r>
                 <w:rPr>
                   <w:rFonts w:ascii="Arial" w:cs="Arial" w:eastAsia="Arial" w:hAnsi="Arial"/>
@@ -7360,7 +7360,7 @@
               <w:spacing w:after="10" w:before="0"/>
               <w:ind w:left="120"/>
             </w:pPr>
-            <w:hyperlink w:history="1" r:id="rIdlgkv9vopa71dypb6m3bno">
+            <w:hyperlink w:history="1" r:id="rIdobk0shjf42dp_tei2oxnt">
               <w:r>
                 <w:rPr>
                   <w:rFonts w:ascii="Arial" w:cs="Arial" w:eastAsia="Arial" w:hAnsi="Arial"/>
@@ -7405,7 +7405,7 @@
             <w:pPr>
               <w:spacing w:after="20" w:before="0"/>
             </w:pPr>
-            <w:hyperlink w:history="1" r:id="rIdggmukmemjo6nesdaxipsy">
+            <w:hyperlink w:history="1" r:id="rIdmmdqoersiveeb3qthj9is">
               <w:r>
                 <w:rPr>
                   <w:rFonts w:ascii="Arial" w:cs="Arial" w:eastAsia="Arial" w:hAnsi="Arial"/>
@@ -7438,7 +7438,7 @@
               <w:spacing w:after="10" w:before="0"/>
               <w:ind w:left="120"/>
             </w:pPr>
-            <w:hyperlink w:history="1" r:id="rIdt3trs_vsmaz4-boppia_-">
+            <w:hyperlink w:history="1" r:id="rIdr-zdit-618agfolz9zm-3">
               <w:r>
                 <w:rPr>
                   <w:rFonts w:ascii="Arial" w:cs="Arial" w:eastAsia="Arial" w:hAnsi="Arial"/>
@@ -7638,7 +7638,7 @@
             <w:pPr>
               <w:spacing w:after="20" w:before="0"/>
             </w:pPr>
-            <w:hyperlink w:history="1" r:id="rIdctrrxrukwrf5qsnio1gti">
+            <w:hyperlink w:history="1" r:id="rIdjrjgqbtee8v30jzvnlsdb">
               <w:r>
                 <w:rPr>
                   <w:rFonts w:ascii="Arial" w:cs="Arial" w:eastAsia="Arial" w:hAnsi="Arial"/>
@@ -7671,7 +7671,7 @@
               <w:spacing w:after="10" w:before="0"/>
               <w:ind w:left="120"/>
             </w:pPr>
-            <w:hyperlink w:history="1" r:id="rId7qdqnzenqkdgrhtc1eliw">
+            <w:hyperlink w:history="1" r:id="rId59qn1j6y-ak0s-vt6ip5w">
               <w:r>
                 <w:rPr>
                   <w:rFonts w:ascii="Arial" w:cs="Arial" w:eastAsia="Arial" w:hAnsi="Arial"/>
@@ -7716,7 +7716,7 @@
             <w:pPr>
               <w:spacing w:after="20" w:before="0"/>
             </w:pPr>
-            <w:hyperlink w:history="1" r:id="rIdumw6-6_yngabwhcawdi1a">
+            <w:hyperlink w:history="1" r:id="rIdg6okj0wd0rba6ma1g2etl">
               <w:r>
                 <w:rPr>
                   <w:rFonts w:ascii="Arial" w:cs="Arial" w:eastAsia="Arial" w:hAnsi="Arial"/>
@@ -7749,7 +7749,7 @@
               <w:spacing w:after="10" w:before="0"/>
               <w:ind w:left="120"/>
             </w:pPr>
-            <w:hyperlink w:history="1" r:id="rIdhhm-vxd_itlcuwnjttzwq">
+            <w:hyperlink w:history="1" r:id="rIdnvyguxkpc6fju0wcgjidv">
               <w:r>
                 <w:rPr>
                   <w:rFonts w:ascii="Arial" w:cs="Arial" w:eastAsia="Arial" w:hAnsi="Arial"/>
@@ -8274,7 +8274,7 @@
         </w:rPr>
         <w:t xml:space="preserve">© 2026 SeaVuria and ARES. Aligned with KICD objectives. Developed by SeaVuria; technical implementation by ARES (with AI assistance from Claude). Licensed under </w:t>
       </w:r>
-      <w:hyperlink w:history="1" r:id="rIdpktqm_pkqzaq1oladhdwh">
+      <w:hyperlink w:history="1" r:id="rIdqzx0v8sybrl9_y1p43q8i">
         <w:r>
           <w:rPr>
             <w:rFonts w:ascii="Arial" w:cs="Arial" w:eastAsia="Arial" w:hAnsi="Arial"/>
@@ -8295,7 +8295,7 @@
         </w:rPr>
         <w:t xml:space="preserve"> (</w:t>
       </w:r>
-      <w:hyperlink w:history="1" r:id="rId8qpsy6zzwezcg_goxic6l">
+      <w:hyperlink w:history="1" r:id="rIdi0lge1kuy9813z3o6gy0g">
         <w:r>
           <w:rPr>
             <w:rFonts w:ascii="Arial" w:cs="Arial" w:eastAsia="Arial" w:hAnsi="Arial"/>
@@ -9335,7 +9335,7 @@
             <w:pPr>
               <w:spacing w:after="20" w:before="0"/>
             </w:pPr>
-            <w:hyperlink w:history="1" r:id="rIdxh2lgxxlnzsjqvhx8rcnr">
+            <w:hyperlink w:history="1" r:id="rId9vf_qulovplpxngwm8vj8">
               <w:r>
                 <w:rPr>
                   <w:rFonts w:ascii="Arial" w:cs="Arial" w:eastAsia="Arial" w:hAnsi="Arial"/>
@@ -9368,7 +9368,7 @@
               <w:spacing w:after="10" w:before="0"/>
               <w:ind w:left="120"/>
             </w:pPr>
-            <w:hyperlink w:history="1" r:id="rIdz7c5mh5buw4xwenwet_6v">
+            <w:hyperlink w:history="1" r:id="rIdgmrnwmbgulckvdqt99ewd">
               <w:r>
                 <w:rPr>
                   <w:rFonts w:ascii="Arial" w:cs="Arial" w:eastAsia="Arial" w:hAnsi="Arial"/>
@@ -9413,7 +9413,7 @@
             <w:pPr>
               <w:spacing w:after="20" w:before="0"/>
             </w:pPr>
-            <w:hyperlink w:history="1" r:id="rIdkesjieecq4vmxwv562phd">
+            <w:hyperlink w:history="1" r:id="rIdw3wfso-0wppcvyzzj1kto">
               <w:r>
                 <w:rPr>
                   <w:rFonts w:ascii="Arial" w:cs="Arial" w:eastAsia="Arial" w:hAnsi="Arial"/>
@@ -9446,7 +9446,7 @@
               <w:spacing w:after="10" w:before="0"/>
               <w:ind w:left="120"/>
             </w:pPr>
-            <w:hyperlink w:history="1" r:id="rIdcpq6jlt9hjprn9wgk0w3r">
+            <w:hyperlink w:history="1" r:id="rIdfo65xqdozq-yxfg0cgdk4">
               <w:r>
                 <w:rPr>
                   <w:rFonts w:ascii="Arial" w:cs="Arial" w:eastAsia="Arial" w:hAnsi="Arial"/>
@@ -9646,7 +9646,7 @@
             <w:pPr>
               <w:spacing w:after="20" w:before="0"/>
             </w:pPr>
-            <w:hyperlink w:history="1" r:id="rId9qb6yez9y4ozmrnioztvf">
+            <w:hyperlink w:history="1" r:id="rIda43czdv1sk74phtu39ehd">
               <w:r>
                 <w:rPr>
                   <w:rFonts w:ascii="Arial" w:cs="Arial" w:eastAsia="Arial" w:hAnsi="Arial"/>
@@ -9679,7 +9679,7 @@
               <w:spacing w:after="10" w:before="0"/>
               <w:ind w:left="120"/>
             </w:pPr>
-            <w:hyperlink w:history="1" r:id="rIdlvjsh6vobvfedjdqx0v3-">
+            <w:hyperlink w:history="1" r:id="rIdoxzep_a0baz8stcbfb5oc">
               <w:r>
                 <w:rPr>
                   <w:rFonts w:ascii="Arial" w:cs="Arial" w:eastAsia="Arial" w:hAnsi="Arial"/>
@@ -9724,7 +9724,7 @@
             <w:pPr>
               <w:spacing w:after="20" w:before="0"/>
             </w:pPr>
-            <w:hyperlink w:history="1" r:id="rIdegkerrxrvorqwn5mplsv_">
+            <w:hyperlink w:history="1" r:id="rIdizwsevepn2_fcetdmpxda">
               <w:r>
                 <w:rPr>
                   <w:rFonts w:ascii="Arial" w:cs="Arial" w:eastAsia="Arial" w:hAnsi="Arial"/>
@@ -9757,7 +9757,7 @@
               <w:spacing w:after="10" w:before="0"/>
               <w:ind w:left="120"/>
             </w:pPr>
-            <w:hyperlink w:history="1" r:id="rId0g6i8smcbx-znvi9m-soc">
+            <w:hyperlink w:history="1" r:id="rIdh4ridqbshhuheuarvbulh">
               <w:r>
                 <w:rPr>
                   <w:rFonts w:ascii="Arial" w:cs="Arial" w:eastAsia="Arial" w:hAnsi="Arial"/>
@@ -9957,7 +9957,7 @@
             <w:pPr>
               <w:spacing w:after="20" w:before="0"/>
             </w:pPr>
-            <w:hyperlink w:history="1" r:id="rIddgpqq8qr6s7afkve-emxs">
+            <w:hyperlink w:history="1" r:id="rIdnlpe2ijpu-kidap1hutzt">
               <w:r>
                 <w:rPr>
                   <w:rFonts w:ascii="Arial" w:cs="Arial" w:eastAsia="Arial" w:hAnsi="Arial"/>
@@ -9990,7 +9990,7 @@
               <w:spacing w:after="10" w:before="0"/>
               <w:ind w:left="120"/>
             </w:pPr>
-            <w:hyperlink w:history="1" r:id="rIdnbtszwgnbd-kaiv3bptgq">
+            <w:hyperlink w:history="1" r:id="rIdr-uqsgp5ksuugpblmyq-o">
               <w:r>
                 <w:rPr>
                   <w:rFonts w:ascii="Arial" w:cs="Arial" w:eastAsia="Arial" w:hAnsi="Arial"/>
@@ -10035,7 +10035,7 @@
             <w:pPr>
               <w:spacing w:after="20" w:before="0"/>
             </w:pPr>
-            <w:hyperlink w:history="1" r:id="rId8l2hmsbmook2uyagtskbf">
+            <w:hyperlink w:history="1" r:id="rIdwsj1zqlui5xbavzj2ucww">
               <w:r>
                 <w:rPr>
                   <w:rFonts w:ascii="Arial" w:cs="Arial" w:eastAsia="Arial" w:hAnsi="Arial"/>
@@ -10084,7 +10084,7 @@
               <w:spacing w:after="10" w:before="0"/>
               <w:ind w:left="120"/>
             </w:pPr>
-            <w:hyperlink w:history="1" r:id="rIdv4iou2odlhixpyanlnl36">
+            <w:hyperlink w:history="1" r:id="rIdnsfnfqelwe6huz5qaehj6">
               <w:r>
                 <w:rPr>
                   <w:rFonts w:ascii="Arial" w:cs="Arial" w:eastAsia="Arial" w:hAnsi="Arial"/>
@@ -10284,7 +10284,7 @@
             <w:pPr>
               <w:spacing w:after="20" w:before="0"/>
             </w:pPr>
-            <w:hyperlink w:history="1" r:id="rId4u4hksmkskewc89apjp3s">
+            <w:hyperlink w:history="1" r:id="rIdrxdzh89oab1cb_7gqjn6n">
               <w:r>
                 <w:rPr>
                   <w:rFonts w:ascii="Arial" w:cs="Arial" w:eastAsia="Arial" w:hAnsi="Arial"/>
@@ -10317,7 +10317,7 @@
               <w:spacing w:after="10" w:before="0"/>
               <w:ind w:left="120"/>
             </w:pPr>
-            <w:hyperlink w:history="1" r:id="rIdvkqcibpfk3mgmsofenjp7">
+            <w:hyperlink w:history="1" r:id="rIdwr-73ejjpokg0ednsnlow">
               <w:r>
                 <w:rPr>
                   <w:rFonts w:ascii="Arial" w:cs="Arial" w:eastAsia="Arial" w:hAnsi="Arial"/>
@@ -10362,7 +10362,7 @@
             <w:pPr>
               <w:spacing w:after="20" w:before="0"/>
             </w:pPr>
-            <w:hyperlink w:history="1" r:id="rIdsfzncgpy0wdmrtjxb-fbc">
+            <w:hyperlink w:history="1" r:id="rIdesccxirqqgwojftstnhss">
               <w:r>
                 <w:rPr>
                   <w:rFonts w:ascii="Arial" w:cs="Arial" w:eastAsia="Arial" w:hAnsi="Arial"/>
@@ -10411,7 +10411,7 @@
               <w:spacing w:after="10" w:before="0"/>
               <w:ind w:left="120"/>
             </w:pPr>
-            <w:hyperlink w:history="1" r:id="rIdvrqewp1m9lofxo_dc1fqx">
+            <w:hyperlink w:history="1" r:id="rIdq47a6eldgdbvbpvfktilt">
               <w:r>
                 <w:rPr>
                   <w:rFonts w:ascii="Arial" w:cs="Arial" w:eastAsia="Arial" w:hAnsi="Arial"/>
@@ -10611,7 +10611,7 @@
             <w:pPr>
               <w:spacing w:after="20" w:before="0"/>
             </w:pPr>
-            <w:hyperlink w:history="1" r:id="rIdkjs4vvupsl-0bv-0ijd58">
+            <w:hyperlink w:history="1" r:id="rIdv0j2sbjezpw0ih1rj8s_t">
               <w:r>
                 <w:rPr>
                   <w:rFonts w:ascii="Arial" w:cs="Arial" w:eastAsia="Arial" w:hAnsi="Arial"/>
@@ -10660,7 +10660,7 @@
               <w:spacing w:after="10" w:before="0"/>
               <w:ind w:left="120"/>
             </w:pPr>
-            <w:hyperlink w:history="1" r:id="rIdl3xdwu-jymnrtz4f_u6i0">
+            <w:hyperlink w:history="1" r:id="rIdjir6a_y2zpnyvqgd93d7s">
               <w:r>
                 <w:rPr>
                   <w:rFonts w:ascii="Arial" w:cs="Arial" w:eastAsia="Arial" w:hAnsi="Arial"/>
@@ -10705,7 +10705,7 @@
             <w:pPr>
               <w:spacing w:after="20" w:before="0"/>
             </w:pPr>
-            <w:hyperlink w:history="1" r:id="rId31j9i37j6rfbwk_kckbg1">
+            <w:hyperlink w:history="1" r:id="rIderrzidh9hhwqdtwcaqgnu">
               <w:r>
                 <w:rPr>
                   <w:rFonts w:ascii="Arial" w:cs="Arial" w:eastAsia="Arial" w:hAnsi="Arial"/>
@@ -10754,7 +10754,7 @@
               <w:spacing w:after="10" w:before="0"/>
               <w:ind w:left="120"/>
             </w:pPr>
-            <w:hyperlink w:history="1" r:id="rIdyew_stg3p1bvejk4caxim">
+            <w:hyperlink w:history="1" r:id="rIdp3thdrjindoyn2mvvhasc">
               <w:r>
                 <w:rPr>
                   <w:rFonts w:ascii="Arial" w:cs="Arial" w:eastAsia="Arial" w:hAnsi="Arial"/>
@@ -11279,7 +11279,7 @@
         </w:rPr>
         <w:t xml:space="preserve">© 2026 SeaVuria and ARES. Aligned with KICD objectives. Developed by SeaVuria; technical implementation by ARES (with AI assistance from Claude). Licensed under </w:t>
       </w:r>
-      <w:hyperlink w:history="1" r:id="rIdr6bixahaa0vk3idtwqvwd">
+      <w:hyperlink w:history="1" r:id="rId0ozlzb4x1ha-i3rapxsdk">
         <w:r>
           <w:rPr>
             <w:rFonts w:ascii="Arial" w:cs="Arial" w:eastAsia="Arial" w:hAnsi="Arial"/>
@@ -11300,7 +11300,7 @@
         </w:rPr>
         <w:t xml:space="preserve"> (</w:t>
       </w:r>
-      <w:hyperlink w:history="1" r:id="rIdgvff7ooybflrv2esccqxi">
+      <w:hyperlink w:history="1" r:id="rIdorf0waog7g8xjfrf7c-ov">
         <w:r>
           <w:rPr>
             <w:rFonts w:ascii="Arial" w:cs="Arial" w:eastAsia="Arial" w:hAnsi="Arial"/>
@@ -12340,7 +12340,7 @@
             <w:pPr>
               <w:spacing w:after="20" w:before="0"/>
             </w:pPr>
-            <w:hyperlink w:history="1" r:id="rId4gtp5r3p5w4vrlt3cl-ho">
+            <w:hyperlink w:history="1" r:id="rId4tehdpfyrpg4meuubdv4z">
               <w:r>
                 <w:rPr>
                   <w:rFonts w:ascii="Arial" w:cs="Arial" w:eastAsia="Arial" w:hAnsi="Arial"/>
@@ -12373,7 +12373,7 @@
               <w:spacing w:after="10" w:before="0"/>
               <w:ind w:left="120"/>
             </w:pPr>
-            <w:hyperlink w:history="1" r:id="rId4ej91pfazb0a7efjri_th">
+            <w:hyperlink w:history="1" r:id="rIdhgbg1iobflqwctpdtsen8">
               <w:r>
                 <w:rPr>
                   <w:rFonts w:ascii="Arial" w:cs="Arial" w:eastAsia="Arial" w:hAnsi="Arial"/>
@@ -12418,7 +12418,7 @@
             <w:pPr>
               <w:spacing w:after="20" w:before="0"/>
             </w:pPr>
-            <w:hyperlink w:history="1" r:id="rIdfzmnasa8r699xn7gsi0h_">
+            <w:hyperlink w:history="1" r:id="rIdoh5sxwzlk4wul0gr1caph">
               <w:r>
                 <w:rPr>
                   <w:rFonts w:ascii="Arial" w:cs="Arial" w:eastAsia="Arial" w:hAnsi="Arial"/>
@@ -12451,7 +12451,7 @@
               <w:spacing w:after="10" w:before="0"/>
               <w:ind w:left="120"/>
             </w:pPr>
-            <w:hyperlink w:history="1" r:id="rIdxzgohqz96mov7m71xtoxo">
+            <w:hyperlink w:history="1" r:id="rIdyram77acppx1y3kl9fron">
               <w:r>
                 <w:rPr>
                   <w:rFonts w:ascii="Arial" w:cs="Arial" w:eastAsia="Arial" w:hAnsi="Arial"/>
@@ -12651,7 +12651,7 @@
             <w:pPr>
               <w:spacing w:after="20" w:before="0"/>
             </w:pPr>
-            <w:hyperlink w:history="1" r:id="rId2iqm2a286hseegpj4c6t6">
+            <w:hyperlink w:history="1" r:id="rId2wq04ww7jjmlajhy_c-o_">
               <w:r>
                 <w:rPr>
                   <w:rFonts w:ascii="Arial" w:cs="Arial" w:eastAsia="Arial" w:hAnsi="Arial"/>
@@ -12684,7 +12684,7 @@
               <w:spacing w:after="10" w:before="0"/>
               <w:ind w:left="120"/>
             </w:pPr>
-            <w:hyperlink w:history="1" r:id="rIdf0kcwcgkdolx4orzk5pfi">
+            <w:hyperlink w:history="1" r:id="rId_qk336m3afue5vaykey_u">
               <w:r>
                 <w:rPr>
                   <w:rFonts w:ascii="Arial" w:cs="Arial" w:eastAsia="Arial" w:hAnsi="Arial"/>
@@ -12729,7 +12729,7 @@
             <w:pPr>
               <w:spacing w:after="20" w:before="0"/>
             </w:pPr>
-            <w:hyperlink w:history="1" r:id="rId3hvvf9wprtro-vkavagph">
+            <w:hyperlink w:history="1" r:id="rIdbuwz1wrbualvt1hrqrbho">
               <w:r>
                 <w:rPr>
                   <w:rFonts w:ascii="Arial" w:cs="Arial" w:eastAsia="Arial" w:hAnsi="Arial"/>
@@ -12762,7 +12762,7 @@
               <w:spacing w:after="10" w:before="0"/>
               <w:ind w:left="120"/>
             </w:pPr>
-            <w:hyperlink w:history="1" r:id="rIdtivctoonptr_ti5ghvh6j">
+            <w:hyperlink w:history="1" r:id="rIdetjj4grrmgts_t4_05lbt">
               <w:r>
                 <w:rPr>
                   <w:rFonts w:ascii="Arial" w:cs="Arial" w:eastAsia="Arial" w:hAnsi="Arial"/>
@@ -12962,7 +12962,7 @@
             <w:pPr>
               <w:spacing w:after="20" w:before="0"/>
             </w:pPr>
-            <w:hyperlink w:history="1" r:id="rIdoeyxa_h-mrpahi_ez1jof">
+            <w:hyperlink w:history="1" r:id="rIda0ak-2_mfhixkux9cww6h">
               <w:r>
                 <w:rPr>
                   <w:rFonts w:ascii="Arial" w:cs="Arial" w:eastAsia="Arial" w:hAnsi="Arial"/>
@@ -13011,7 +13011,7 @@
               <w:spacing w:after="10" w:before="0"/>
               <w:ind w:left="120"/>
             </w:pPr>
-            <w:hyperlink w:history="1" r:id="rId1fx4totjiijy1d7zwzsj6">
+            <w:hyperlink w:history="1" r:id="rIdprlrzjzx24wnrcvrr6s5x">
               <w:r>
                 <w:rPr>
                   <w:rFonts w:ascii="Arial" w:cs="Arial" w:eastAsia="Arial" w:hAnsi="Arial"/>
@@ -13056,7 +13056,7 @@
             <w:pPr>
               <w:spacing w:after="20" w:before="0"/>
             </w:pPr>
-            <w:hyperlink w:history="1" r:id="rIdae9mxmkz2fv0jc9gzfknc">
+            <w:hyperlink w:history="1" r:id="rIdeiecxipq0myhrbqxfbjny">
               <w:r>
                 <w:rPr>
                   <w:rFonts w:ascii="Arial" w:cs="Arial" w:eastAsia="Arial" w:hAnsi="Arial"/>
@@ -13089,7 +13089,7 @@
               <w:spacing w:after="10" w:before="0"/>
               <w:ind w:left="120"/>
             </w:pPr>
-            <w:hyperlink w:history="1" r:id="rIdvxljgdekpezof31eckfiq">
+            <w:hyperlink w:history="1" r:id="rIdu1p8fe9kjnsqbtkkyuq-a">
               <w:r>
                 <w:rPr>
                   <w:rFonts w:ascii="Arial" w:cs="Arial" w:eastAsia="Arial" w:hAnsi="Arial"/>
@@ -13289,7 +13289,7 @@
             <w:pPr>
               <w:spacing w:after="20" w:before="0"/>
             </w:pPr>
-            <w:hyperlink w:history="1" r:id="rIdy36j_lptxowtlxnn0g8ev">
+            <w:hyperlink w:history="1" r:id="rIddwi0vuiee6mkq9t1vt49-">
               <w:r>
                 <w:rPr>
                   <w:rFonts w:ascii="Arial" w:cs="Arial" w:eastAsia="Arial" w:hAnsi="Arial"/>
@@ -13338,7 +13338,7 @@
               <w:spacing w:after="10" w:before="0"/>
               <w:ind w:left="120"/>
             </w:pPr>
-            <w:hyperlink w:history="1" r:id="rIdb48tse1kpqcaymqv3qk7j">
+            <w:hyperlink w:history="1" r:id="rIdj0eilkadcu36yohxy57fp">
               <w:r>
                 <w:rPr>
                   <w:rFonts w:ascii="Arial" w:cs="Arial" w:eastAsia="Arial" w:hAnsi="Arial"/>
@@ -13383,7 +13383,7 @@
             <w:pPr>
               <w:spacing w:after="20" w:before="0"/>
             </w:pPr>
-            <w:hyperlink w:history="1" r:id="rIddxe9r6o14_bcdxsog0mrp">
+            <w:hyperlink w:history="1" r:id="rIdvw8v4ce9bkj6egsnmushg">
               <w:r>
                 <w:rPr>
                   <w:rFonts w:ascii="Arial" w:cs="Arial" w:eastAsia="Arial" w:hAnsi="Arial"/>
@@ -13416,7 +13416,7 @@
               <w:spacing w:after="10" w:before="0"/>
               <w:ind w:left="120"/>
             </w:pPr>
-            <w:hyperlink w:history="1" r:id="rId1vxszd9mp9tcoi431l3wl">
+            <w:hyperlink w:history="1" r:id="rIdpiwmrrrfpwdfmgsd0bya7">
               <w:r>
                 <w:rPr>
                   <w:rFonts w:ascii="Arial" w:cs="Arial" w:eastAsia="Arial" w:hAnsi="Arial"/>
@@ -13616,7 +13616,7 @@
             <w:pPr>
               <w:spacing w:after="20" w:before="0"/>
             </w:pPr>
-            <w:hyperlink w:history="1" r:id="rIdnobdcbp6-zs-dokzyquqg">
+            <w:hyperlink w:history="1" r:id="rIdelcdttgcfzg46wnecu7l4">
               <w:r>
                 <w:rPr>
                   <w:rFonts w:ascii="Arial" w:cs="Arial" w:eastAsia="Arial" w:hAnsi="Arial"/>
@@ -13665,7 +13665,7 @@
               <w:spacing w:after="10" w:before="0"/>
               <w:ind w:left="120"/>
             </w:pPr>
-            <w:hyperlink w:history="1" r:id="rIdz3ulqcd7kumfyw1ohz4lf">
+            <w:hyperlink w:history="1" r:id="rId5ol7azrkceyljvtut3uaz">
               <w:r>
                 <w:rPr>
                   <w:rFonts w:ascii="Arial" w:cs="Arial" w:eastAsia="Arial" w:hAnsi="Arial"/>
@@ -13710,7 +13710,7 @@
             <w:pPr>
               <w:spacing w:after="20" w:before="0"/>
             </w:pPr>
-            <w:hyperlink w:history="1" r:id="rIdr3oljbl-tt-jlfrdgshbj">
+            <w:hyperlink w:history="1" r:id="rId0kdfcqx14p3vosjiakr38">
               <w:r>
                 <w:rPr>
                   <w:rFonts w:ascii="Arial" w:cs="Arial" w:eastAsia="Arial" w:hAnsi="Arial"/>
@@ -13759,7 +13759,7 @@
               <w:spacing w:after="10" w:before="0"/>
               <w:ind w:left="120"/>
             </w:pPr>
-            <w:hyperlink w:history="1" r:id="rId0y5u1h8mz6ifh9ha12q17">
+            <w:hyperlink w:history="1" r:id="rIdsnf6ine45ofgisgg1itoz">
               <w:r>
                 <w:rPr>
                   <w:rFonts w:ascii="Arial" w:cs="Arial" w:eastAsia="Arial" w:hAnsi="Arial"/>
@@ -14284,7 +14284,7 @@
         </w:rPr>
         <w:t xml:space="preserve">© 2026 SeaVuria and ARES. Aligned with KICD objectives. Developed by SeaVuria; technical implementation by ARES (with AI assistance from Claude). Licensed under </w:t>
       </w:r>
-      <w:hyperlink w:history="1" r:id="rId4vdj_6hii5fukysdggcq1">
+      <w:hyperlink w:history="1" r:id="rIdi_hv2zr0tyfg4z2xpp4ba">
         <w:r>
           <w:rPr>
             <w:rFonts w:ascii="Arial" w:cs="Arial" w:eastAsia="Arial" w:hAnsi="Arial"/>
@@ -14305,7 +14305,7 @@
         </w:rPr>
         <w:t xml:space="preserve"> (</w:t>
       </w:r>
-      <w:hyperlink w:history="1" r:id="rIdvphyh-6hzy-2iadcnd7tn">
+      <w:hyperlink w:history="1" r:id="rIdwbyakebuqfxbbn4rslbag">
         <w:r>
           <w:rPr>
             <w:rFonts w:ascii="Arial" w:cs="Arial" w:eastAsia="Arial" w:hAnsi="Arial"/>
@@ -15345,7 +15345,7 @@
             <w:pPr>
               <w:spacing w:after="20" w:before="0"/>
             </w:pPr>
-            <w:hyperlink w:history="1" r:id="rIdnmtrqahxrby4gu3k1xdbx">
+            <w:hyperlink w:history="1" r:id="rIdtst1-oiw1p2kxrycaduzu">
               <w:r>
                 <w:rPr>
                   <w:rFonts w:ascii="Arial" w:cs="Arial" w:eastAsia="Arial" w:hAnsi="Arial"/>
@@ -15378,7 +15378,7 @@
               <w:spacing w:after="10" w:before="0"/>
               <w:ind w:left="120"/>
             </w:pPr>
-            <w:hyperlink w:history="1" r:id="rIddnpyddd9boudwfv6b6vnz">
+            <w:hyperlink w:history="1" r:id="rId3f6ertfugpvdr1hmh1he1">
               <w:r>
                 <w:rPr>
                   <w:rFonts w:ascii="Arial" w:cs="Arial" w:eastAsia="Arial" w:hAnsi="Arial"/>
@@ -15423,7 +15423,7 @@
             <w:pPr>
               <w:spacing w:after="20" w:before="0"/>
             </w:pPr>
-            <w:hyperlink w:history="1" r:id="rIdopjfkckvengi9wqvd02mh">
+            <w:hyperlink w:history="1" r:id="rIdsg-crvurxrwqon-mserxo">
               <w:r>
                 <w:rPr>
                   <w:rFonts w:ascii="Arial" w:cs="Arial" w:eastAsia="Arial" w:hAnsi="Arial"/>
@@ -15456,7 +15456,7 @@
               <w:spacing w:after="10" w:before="0"/>
               <w:ind w:left="120"/>
             </w:pPr>
-            <w:hyperlink w:history="1" r:id="rIdg8i4ywpw83koydkogiejx">
+            <w:hyperlink w:history="1" r:id="rId_n5i-dvlk5yexhm24yehy">
               <w:r>
                 <w:rPr>
                   <w:rFonts w:ascii="Arial" w:cs="Arial" w:eastAsia="Arial" w:hAnsi="Arial"/>
@@ -15656,7 +15656,7 @@
             <w:pPr>
               <w:spacing w:after="20" w:before="0"/>
             </w:pPr>
-            <w:hyperlink w:history="1" r:id="rIdnpehhvkhpwpkzdmndwnz5">
+            <w:hyperlink w:history="1" r:id="rIdwvbin0og9qisk_mcvdjgq">
               <w:r>
                 <w:rPr>
                   <w:rFonts w:ascii="Arial" w:cs="Arial" w:eastAsia="Arial" w:hAnsi="Arial"/>
@@ -15689,7 +15689,7 @@
               <w:spacing w:after="10" w:before="0"/>
               <w:ind w:left="120"/>
             </w:pPr>
-            <w:hyperlink w:history="1" r:id="rIdlfnq841sr8zmjnh62_lc-">
+            <w:hyperlink w:history="1" r:id="rId8_mg6skontjh_hraducwx">
               <w:r>
                 <w:rPr>
                   <w:rFonts w:ascii="Arial" w:cs="Arial" w:eastAsia="Arial" w:hAnsi="Arial"/>
@@ -15734,7 +15734,7 @@
             <w:pPr>
               <w:spacing w:after="20" w:before="0"/>
             </w:pPr>
-            <w:hyperlink w:history="1" r:id="rIdwpufqa434ibzz5xuvzve8">
+            <w:hyperlink w:history="1" r:id="rIdo5qydi5dz6n1aiwjuvzxg">
               <w:r>
                 <w:rPr>
                   <w:rFonts w:ascii="Arial" w:cs="Arial" w:eastAsia="Arial" w:hAnsi="Arial"/>
@@ -15767,7 +15767,7 @@
               <w:spacing w:after="10" w:before="0"/>
               <w:ind w:left="120"/>
             </w:pPr>
-            <w:hyperlink w:history="1" r:id="rIdennfbbdswpy2a1teovmpe">
+            <w:hyperlink w:history="1" r:id="rIdh2mmzck5dt2armtuaw9ja">
               <w:r>
                 <w:rPr>
                   <w:rFonts w:ascii="Arial" w:cs="Arial" w:eastAsia="Arial" w:hAnsi="Arial"/>
@@ -15967,7 +15967,7 @@
             <w:pPr>
               <w:spacing w:after="20" w:before="0"/>
             </w:pPr>
-            <w:hyperlink w:history="1" r:id="rIdka9ocarcgps3_1by9udwl">
+            <w:hyperlink w:history="1" r:id="rIdjywh12kxof6d_bcmb9i4l">
               <w:r>
                 <w:rPr>
                   <w:rFonts w:ascii="Arial" w:cs="Arial" w:eastAsia="Arial" w:hAnsi="Arial"/>
@@ -16000,7 +16000,7 @@
               <w:spacing w:after="10" w:before="0"/>
               <w:ind w:left="120"/>
             </w:pPr>
-            <w:hyperlink w:history="1" r:id="rIdxhri0vkyd451ndwhk_zga">
+            <w:hyperlink w:history="1" r:id="rIdhkcrsehypadm00r-pyh_l">
               <w:r>
                 <w:rPr>
                   <w:rFonts w:ascii="Arial" w:cs="Arial" w:eastAsia="Arial" w:hAnsi="Arial"/>
@@ -16045,7 +16045,7 @@
             <w:pPr>
               <w:spacing w:after="20" w:before="0"/>
             </w:pPr>
-            <w:hyperlink w:history="1" r:id="rIdluexnu0hegzxcxukwkre2">
+            <w:hyperlink w:history="1" r:id="rId3ize4om01cxbqajxsc88b">
               <w:r>
                 <w:rPr>
                   <w:rFonts w:ascii="Arial" w:cs="Arial" w:eastAsia="Arial" w:hAnsi="Arial"/>
@@ -16078,7 +16078,7 @@
               <w:spacing w:after="10" w:before="0"/>
               <w:ind w:left="120"/>
             </w:pPr>
-            <w:hyperlink w:history="1" r:id="rIdfhcnfb_qnr8b17mxainkm">
+            <w:hyperlink w:history="1" r:id="rIdpxa3-8yonjyuqwltc8w8r">
               <w:r>
                 <w:rPr>
                   <w:rFonts w:ascii="Arial" w:cs="Arial" w:eastAsia="Arial" w:hAnsi="Arial"/>
@@ -16278,7 +16278,7 @@
             <w:pPr>
               <w:spacing w:after="20" w:before="0"/>
             </w:pPr>
-            <w:hyperlink w:history="1" r:id="rIdc3pt_h3exozm07ckm0fpi">
+            <w:hyperlink w:history="1" r:id="rIdyub87afnan1yvh94ubgqt">
               <w:r>
                 <w:rPr>
                   <w:rFonts w:ascii="Arial" w:cs="Arial" w:eastAsia="Arial" w:hAnsi="Arial"/>
@@ -16311,7 +16311,7 @@
               <w:spacing w:after="10" w:before="0"/>
               <w:ind w:left="120"/>
             </w:pPr>
-            <w:hyperlink w:history="1" r:id="rId70hppnih17cbt0qxodb0g">
+            <w:hyperlink w:history="1" r:id="rIdkov0pwjqbzqpo17ci64k4">
               <w:r>
                 <w:rPr>
                   <w:rFonts w:ascii="Arial" w:cs="Arial" w:eastAsia="Arial" w:hAnsi="Arial"/>
@@ -16356,7 +16356,7 @@
             <w:pPr>
               <w:spacing w:after="20" w:before="0"/>
             </w:pPr>
-            <w:hyperlink w:history="1" r:id="rIdqklp0zqvxt5qnmqgszjf2">
+            <w:hyperlink w:history="1" r:id="rIda_voueoh3mk_t6muqnw2h">
               <w:r>
                 <w:rPr>
                   <w:rFonts w:ascii="Arial" w:cs="Arial" w:eastAsia="Arial" w:hAnsi="Arial"/>
@@ -16389,7 +16389,7 @@
               <w:spacing w:after="10" w:before="0"/>
               <w:ind w:left="120"/>
             </w:pPr>
-            <w:hyperlink w:history="1" r:id="rIdihxfuuyhtdeowezfow2ve">
+            <w:hyperlink w:history="1" r:id="rId6_j58yyup0pyd1akaaopk">
               <w:r>
                 <w:rPr>
                   <w:rFonts w:ascii="Arial" w:cs="Arial" w:eastAsia="Arial" w:hAnsi="Arial"/>
@@ -16589,7 +16589,7 @@
             <w:pPr>
               <w:spacing w:after="20" w:before="0"/>
             </w:pPr>
-            <w:hyperlink w:history="1" r:id="rIdfibzwndf67bcbk7kahliu">
+            <w:hyperlink w:history="1" r:id="rId5ijvfl9qb2vxqnx_yvggi">
               <w:r>
                 <w:rPr>
                   <w:rFonts w:ascii="Arial" w:cs="Arial" w:eastAsia="Arial" w:hAnsi="Arial"/>
@@ -16622,7 +16622,7 @@
               <w:spacing w:after="10" w:before="0"/>
               <w:ind w:left="120"/>
             </w:pPr>
-            <w:hyperlink w:history="1" r:id="rIdk6iawu1klqq_q56kxssj8">
+            <w:hyperlink w:history="1" r:id="rIduudkqvjc9kowbu3mqewol">
               <w:r>
                 <w:rPr>
                   <w:rFonts w:ascii="Arial" w:cs="Arial" w:eastAsia="Arial" w:hAnsi="Arial"/>
@@ -16667,7 +16667,7 @@
             <w:pPr>
               <w:spacing w:after="20" w:before="0"/>
             </w:pPr>
-            <w:hyperlink w:history="1" r:id="rIdj5gnrcqpctag9psx1hcfp">
+            <w:hyperlink w:history="1" r:id="rId3enggxnhaakkbm61xck2p">
               <w:r>
                 <w:rPr>
                   <w:rFonts w:ascii="Arial" w:cs="Arial" w:eastAsia="Arial" w:hAnsi="Arial"/>
@@ -16700,7 +16700,7 @@
               <w:spacing w:after="10" w:before="0"/>
               <w:ind w:left="120"/>
             </w:pPr>
-            <w:hyperlink w:history="1" r:id="rId6a1txuhnntb7h2ge8mqtj">
+            <w:hyperlink w:history="1" r:id="rIdbb2tqh0a8op0gapgs6rmy">
               <w:r>
                 <w:rPr>
                   <w:rFonts w:ascii="Arial" w:cs="Arial" w:eastAsia="Arial" w:hAnsi="Arial"/>
@@ -17225,7 +17225,7 @@
         </w:rPr>
         <w:t xml:space="preserve">© 2026 SeaVuria and ARES. Aligned with KICD objectives. Developed by SeaVuria; technical implementation by ARES (with AI assistance from Claude). Licensed under </w:t>
       </w:r>
-      <w:hyperlink w:history="1" r:id="rIdbpply1eurdiw3j2nlvj2q">
+      <w:hyperlink w:history="1" r:id="rIdktithwrzzpgsg1h8_o-cd">
         <w:r>
           <w:rPr>
             <w:rFonts w:ascii="Arial" w:cs="Arial" w:eastAsia="Arial" w:hAnsi="Arial"/>
@@ -17246,7 +17246,7 @@
         </w:rPr>
         <w:t xml:space="preserve"> (</w:t>
       </w:r>
-      <w:hyperlink w:history="1" r:id="rId-f7diizzezm5iwhclrfg_">
+      <w:hyperlink w:history="1" r:id="rIdxauo9hcha87vjqoonsf9s">
         <w:r>
           <w:rPr>
             <w:rFonts w:ascii="Arial" w:cs="Arial" w:eastAsia="Arial" w:hAnsi="Arial"/>
@@ -18286,7 +18286,7 @@
             <w:pPr>
               <w:spacing w:after="20" w:before="0"/>
             </w:pPr>
-            <w:hyperlink w:history="1" r:id="rIdnhoe2inaq-wiuox0ym52z">
+            <w:hyperlink w:history="1" r:id="rIdxkormojct8poqw4xpundo">
               <w:r>
                 <w:rPr>
                   <w:rFonts w:ascii="Arial" w:cs="Arial" w:eastAsia="Arial" w:hAnsi="Arial"/>
@@ -18319,7 +18319,7 @@
               <w:spacing w:after="10" w:before="0"/>
               <w:ind w:left="120"/>
             </w:pPr>
-            <w:hyperlink w:history="1" r:id="rIdnecxqaqkt2ggrsxy5za6d">
+            <w:hyperlink w:history="1" r:id="rId5pws1jy6wxqjdyvh17cvr">
               <w:r>
                 <w:rPr>
                   <w:rFonts w:ascii="Arial" w:cs="Arial" w:eastAsia="Arial" w:hAnsi="Arial"/>
@@ -18364,7 +18364,7 @@
             <w:pPr>
               <w:spacing w:after="20" w:before="0"/>
             </w:pPr>
-            <w:hyperlink w:history="1" r:id="rIdm-p1-oeobodm4p2t5yjhh">
+            <w:hyperlink w:history="1" r:id="rId4fkuveek2wl0ldw6cr9oe">
               <w:r>
                 <w:rPr>
                   <w:rFonts w:ascii="Arial" w:cs="Arial" w:eastAsia="Arial" w:hAnsi="Arial"/>
@@ -18397,7 +18397,7 @@
               <w:spacing w:after="10" w:before="0"/>
               <w:ind w:left="120"/>
             </w:pPr>
-            <w:hyperlink w:history="1" r:id="rIdwjtijeecxh_uoap5eqldg">
+            <w:hyperlink w:history="1" r:id="rIdrqgreg8fguwb_zfjusgux">
               <w:r>
                 <w:rPr>
                   <w:rFonts w:ascii="Arial" w:cs="Arial" w:eastAsia="Arial" w:hAnsi="Arial"/>
@@ -18597,7 +18597,7 @@
             <w:pPr>
               <w:spacing w:after="20" w:before="0"/>
             </w:pPr>
-            <w:hyperlink w:history="1" r:id="rIdcjs57xtzlmr8ilznczi4x">
+            <w:hyperlink w:history="1" r:id="rIdchijlslt9zsvasjs4zmxd">
               <w:r>
                 <w:rPr>
                   <w:rFonts w:ascii="Arial" w:cs="Arial" w:eastAsia="Arial" w:hAnsi="Arial"/>
@@ -18630,7 +18630,7 @@
               <w:spacing w:after="10" w:before="0"/>
               <w:ind w:left="120"/>
             </w:pPr>
-            <w:hyperlink w:history="1" r:id="rIdqlramccqougojpr6js4e7">
+            <w:hyperlink w:history="1" r:id="rIdaj2uhnvsngjqcg4bbvjzo">
               <w:r>
                 <w:rPr>
                   <w:rFonts w:ascii="Arial" w:cs="Arial" w:eastAsia="Arial" w:hAnsi="Arial"/>
@@ -18675,7 +18675,7 @@
             <w:pPr>
               <w:spacing w:after="20" w:before="0"/>
             </w:pPr>
-            <w:hyperlink w:history="1" r:id="rIdy3kvczijdaxplpbhik8yk">
+            <w:hyperlink w:history="1" r:id="rIdz-tlrm7xzgslbiitczbfw">
               <w:r>
                 <w:rPr>
                   <w:rFonts w:ascii="Arial" w:cs="Arial" w:eastAsia="Arial" w:hAnsi="Arial"/>
@@ -18708,7 +18708,7 @@
               <w:spacing w:after="10" w:before="0"/>
               <w:ind w:left="120"/>
             </w:pPr>
-            <w:hyperlink w:history="1" r:id="rIdtueknbjqifgogt4jji4em">
+            <w:hyperlink w:history="1" r:id="rId53vzeaykxntpa6mk8rjpi">
               <w:r>
                 <w:rPr>
                   <w:rFonts w:ascii="Arial" w:cs="Arial" w:eastAsia="Arial" w:hAnsi="Arial"/>
@@ -18908,7 +18908,7 @@
             <w:pPr>
               <w:spacing w:after="20" w:before="0"/>
             </w:pPr>
-            <w:hyperlink w:history="1" r:id="rId9kbqjzdmkemtbg8ewzets">
+            <w:hyperlink w:history="1" r:id="rId3ecpqu2kmb0ddnkrwfrca">
               <w:r>
                 <w:rPr>
                   <w:rFonts w:ascii="Arial" w:cs="Arial" w:eastAsia="Arial" w:hAnsi="Arial"/>
@@ -18941,7 +18941,7 @@
               <w:spacing w:after="10" w:before="0"/>
               <w:ind w:left="120"/>
             </w:pPr>
-            <w:hyperlink w:history="1" r:id="rIdqoujmgjnk1dytwjjoxhmx">
+            <w:hyperlink w:history="1" r:id="rId-qq1ognl9y6hh8-nm2ylb">
               <w:r>
                 <w:rPr>
                   <w:rFonts w:ascii="Arial" w:cs="Arial" w:eastAsia="Arial" w:hAnsi="Arial"/>
@@ -18986,7 +18986,7 @@
             <w:pPr>
               <w:spacing w:after="20" w:before="0"/>
             </w:pPr>
-            <w:hyperlink w:history="1" r:id="rId6p0qiqcqqj88pazmbosam">
+            <w:hyperlink w:history="1" r:id="rIdlkudaf-encvflpllnvmlc">
               <w:r>
                 <w:rPr>
                   <w:rFonts w:ascii="Arial" w:cs="Arial" w:eastAsia="Arial" w:hAnsi="Arial"/>
@@ -19019,7 +19019,7 @@
               <w:spacing w:after="10" w:before="0"/>
               <w:ind w:left="120"/>
             </w:pPr>
-            <w:hyperlink w:history="1" r:id="rIdf7ykp-hmhwq4ghd17nkgy">
+            <w:hyperlink w:history="1" r:id="rId5jiqg7zf2k7f3hxi_ujgw">
               <w:r>
                 <w:rPr>
                   <w:rFonts w:ascii="Arial" w:cs="Arial" w:eastAsia="Arial" w:hAnsi="Arial"/>
@@ -19219,7 +19219,7 @@
             <w:pPr>
               <w:spacing w:after="20" w:before="0"/>
             </w:pPr>
-            <w:hyperlink w:history="1" r:id="rIdbeamw0gv68vtvbihrrpdc">
+            <w:hyperlink w:history="1" r:id="rIde5k34c7yw2tsktax6-78y">
               <w:r>
                 <w:rPr>
                   <w:rFonts w:ascii="Arial" w:cs="Arial" w:eastAsia="Arial" w:hAnsi="Arial"/>
@@ -19252,7 +19252,7 @@
               <w:spacing w:after="10" w:before="0"/>
               <w:ind w:left="120"/>
             </w:pPr>
-            <w:hyperlink w:history="1" r:id="rId4k00o1rdjldfmdkjbstkn">
+            <w:hyperlink w:history="1" r:id="rId6tyebafsgvt1bf0062dd6">
               <w:r>
                 <w:rPr>
                   <w:rFonts w:ascii="Arial" w:cs="Arial" w:eastAsia="Arial" w:hAnsi="Arial"/>
@@ -19297,7 +19297,7 @@
             <w:pPr>
               <w:spacing w:after="20" w:before="0"/>
             </w:pPr>
-            <w:hyperlink w:history="1" r:id="rIdu6ohviqzg2rb-qx0mxljn">
+            <w:hyperlink w:history="1" r:id="rId1rh4ko8crv6byiyznhlt-">
               <w:r>
                 <w:rPr>
                   <w:rFonts w:ascii="Arial" w:cs="Arial" w:eastAsia="Arial" w:hAnsi="Arial"/>
@@ -19330,7 +19330,7 @@
               <w:spacing w:after="10" w:before="0"/>
               <w:ind w:left="120"/>
             </w:pPr>
-            <w:hyperlink w:history="1" r:id="rIdkb7jy9fraw7d-vrqo1y9a">
+            <w:hyperlink w:history="1" r:id="rIdpicy3wu0ryucjobi9h3kz">
               <w:r>
                 <w:rPr>
                   <w:rFonts w:ascii="Arial" w:cs="Arial" w:eastAsia="Arial" w:hAnsi="Arial"/>
@@ -19530,7 +19530,7 @@
             <w:pPr>
               <w:spacing w:after="20" w:before="0"/>
             </w:pPr>
-            <w:hyperlink w:history="1" r:id="rIdea6-y4ebqqa5immgamomk">
+            <w:hyperlink w:history="1" r:id="rId3r6oi-4wyoz8vnponjiu5">
               <w:r>
                 <w:rPr>
                   <w:rFonts w:ascii="Arial" w:cs="Arial" w:eastAsia="Arial" w:hAnsi="Arial"/>
@@ -19563,7 +19563,7 @@
               <w:spacing w:after="10" w:before="0"/>
               <w:ind w:left="120"/>
             </w:pPr>
-            <w:hyperlink w:history="1" r:id="rIdebruds79ivmh-wrhk7grk">
+            <w:hyperlink w:history="1" r:id="rIddhlvjwtjqzpb9ga1vqhj5">
               <w:r>
                 <w:rPr>
                   <w:rFonts w:ascii="Arial" w:cs="Arial" w:eastAsia="Arial" w:hAnsi="Arial"/>
@@ -19608,7 +19608,7 @@
             <w:pPr>
               <w:spacing w:after="20" w:before="0"/>
             </w:pPr>
-            <w:hyperlink w:history="1" r:id="rIdqkp9-ugkkk-hndmrtshwz">
+            <w:hyperlink w:history="1" r:id="rIdyfhp4fceqwf_uixfinvi8">
               <w:r>
                 <w:rPr>
                   <w:rFonts w:ascii="Arial" w:cs="Arial" w:eastAsia="Arial" w:hAnsi="Arial"/>
@@ -19641,7 +19641,7 @@
               <w:spacing w:after="10" w:before="0"/>
               <w:ind w:left="120"/>
             </w:pPr>
-            <w:hyperlink w:history="1" r:id="rIdxfjzkkmkkmphxzrdks5zh">
+            <w:hyperlink w:history="1" r:id="rId4baeovne-bu4w6adizzvu">
               <w:r>
                 <w:rPr>
                   <w:rFonts w:ascii="Arial" w:cs="Arial" w:eastAsia="Arial" w:hAnsi="Arial"/>
@@ -20166,7 +20166,7 @@
         </w:rPr>
         <w:t xml:space="preserve">© 2026 SeaVuria and ARES. Aligned with KICD objectives. Developed by SeaVuria; technical implementation by ARES (with AI assistance from Claude). Licensed under </w:t>
       </w:r>
-      <w:hyperlink w:history="1" r:id="rIddmy3nemv4bfr9xisz06t5">
+      <w:hyperlink w:history="1" r:id="rIdwdif91ueaurgyet1-h6wh">
         <w:r>
           <w:rPr>
             <w:rFonts w:ascii="Arial" w:cs="Arial" w:eastAsia="Arial" w:hAnsi="Arial"/>
@@ -20187,7 +20187,7 @@
         </w:rPr>
         <w:t xml:space="preserve"> (</w:t>
       </w:r>
-      <w:hyperlink w:history="1" r:id="rIdfta1ixxrpgdhrxrqacsvu">
+      <w:hyperlink w:history="1" r:id="rIdport_siad_xxibof9bl7x">
         <w:r>
           <w:rPr>
             <w:rFonts w:ascii="Arial" w:cs="Arial" w:eastAsia="Arial" w:hAnsi="Arial"/>
@@ -21227,7 +21227,7 @@
             <w:pPr>
               <w:spacing w:after="20" w:before="0"/>
             </w:pPr>
-            <w:hyperlink w:history="1" r:id="rId5vhj-z9jhhcrdscfl9sa5">
+            <w:hyperlink w:history="1" r:id="rIdvplugaror-xr9uvkyfo8c">
               <w:r>
                 <w:rPr>
                   <w:rFonts w:ascii="Arial" w:cs="Arial" w:eastAsia="Arial" w:hAnsi="Arial"/>
@@ -21260,7 +21260,7 @@
               <w:spacing w:after="10" w:before="0"/>
               <w:ind w:left="120"/>
             </w:pPr>
-            <w:hyperlink w:history="1" r:id="rIdddb5io-s_mpsysppa2yyg">
+            <w:hyperlink w:history="1" r:id="rIdlxwikydec4dmesfr7mq0g">
               <w:r>
                 <w:rPr>
                   <w:rFonts w:ascii="Arial" w:cs="Arial" w:eastAsia="Arial" w:hAnsi="Arial"/>
@@ -21305,7 +21305,7 @@
             <w:pPr>
               <w:spacing w:after="20" w:before="0"/>
             </w:pPr>
-            <w:hyperlink w:history="1" r:id="rIdsida99nzdblbdzgjbpyw7">
+            <w:hyperlink w:history="1" r:id="rIdo01uowma1tasdbgc-px5q">
               <w:r>
                 <w:rPr>
                   <w:rFonts w:ascii="Arial" w:cs="Arial" w:eastAsia="Arial" w:hAnsi="Arial"/>
@@ -21338,7 +21338,7 @@
               <w:spacing w:after="10" w:before="0"/>
               <w:ind w:left="120"/>
             </w:pPr>
-            <w:hyperlink w:history="1" r:id="rIdr65vur_fe6ttr2nz27ldi">
+            <w:hyperlink w:history="1" r:id="rIdvkwqjo8ocpwf9cbsxruwi">
               <w:r>
                 <w:rPr>
                   <w:rFonts w:ascii="Arial" w:cs="Arial" w:eastAsia="Arial" w:hAnsi="Arial"/>
@@ -21538,7 +21538,7 @@
             <w:pPr>
               <w:spacing w:after="20" w:before="0"/>
             </w:pPr>
-            <w:hyperlink w:history="1" r:id="rId-mofcrjcy_soplfljx0dt">
+            <w:hyperlink w:history="1" r:id="rIdpzughkbbvbv6izyat_w49">
               <w:r>
                 <w:rPr>
                   <w:rFonts w:ascii="Arial" w:cs="Arial" w:eastAsia="Arial" w:hAnsi="Arial"/>
@@ -21571,7 +21571,7 @@
               <w:spacing w:after="10" w:before="0"/>
               <w:ind w:left="120"/>
             </w:pPr>
-            <w:hyperlink w:history="1" r:id="rIdfxrzzfgayxpfrrjzafrxj">
+            <w:hyperlink w:history="1" r:id="rIdwxhbz7w1ln8wia1smfgou">
               <w:r>
                 <w:rPr>
                   <w:rFonts w:ascii="Arial" w:cs="Arial" w:eastAsia="Arial" w:hAnsi="Arial"/>
@@ -21616,7 +21616,7 @@
             <w:pPr>
               <w:spacing w:after="20" w:before="0"/>
             </w:pPr>
-            <w:hyperlink w:history="1" r:id="rIdfa41lsgbxnt4rcheusl7b">
+            <w:hyperlink w:history="1" r:id="rId7d-imwh0muk22m-_pe6ik">
               <w:r>
                 <w:rPr>
                   <w:rFonts w:ascii="Arial" w:cs="Arial" w:eastAsia="Arial" w:hAnsi="Arial"/>
@@ -21649,7 +21649,7 @@
               <w:spacing w:after="10" w:before="0"/>
               <w:ind w:left="120"/>
             </w:pPr>
-            <w:hyperlink w:history="1" r:id="rIdthsrgs5qw5s3qjy1lovb5">
+            <w:hyperlink w:history="1" r:id="rIdrghgvcy12tssxcu1b3pfd">
               <w:r>
                 <w:rPr>
                   <w:rFonts w:ascii="Arial" w:cs="Arial" w:eastAsia="Arial" w:hAnsi="Arial"/>
@@ -21849,7 +21849,7 @@
             <w:pPr>
               <w:spacing w:after="20" w:before="0"/>
             </w:pPr>
-            <w:hyperlink w:history="1" r:id="rIdr33xzjtrbfmjneljq6wwf">
+            <w:hyperlink w:history="1" r:id="rIdgptuayruzklgjlmrabaf4">
               <w:r>
                 <w:rPr>
                   <w:rFonts w:ascii="Arial" w:cs="Arial" w:eastAsia="Arial" w:hAnsi="Arial"/>
@@ -21882,7 +21882,7 @@
               <w:spacing w:after="10" w:before="0"/>
               <w:ind w:left="120"/>
             </w:pPr>
-            <w:hyperlink w:history="1" r:id="rIdszbok-5dfzmmbskl-arrh">
+            <w:hyperlink w:history="1" r:id="rIdcvtum1tej7xonbz3lc7uf">
               <w:r>
                 <w:rPr>
                   <w:rFonts w:ascii="Arial" w:cs="Arial" w:eastAsia="Arial" w:hAnsi="Arial"/>
@@ -21927,7 +21927,7 @@
             <w:pPr>
               <w:spacing w:after="20" w:before="0"/>
             </w:pPr>
-            <w:hyperlink w:history="1" r:id="rIdhsd2bamwlzndxndew3p0a">
+            <w:hyperlink w:history="1" r:id="rIdd59hsnaomuupecoh8dgru">
               <w:r>
                 <w:rPr>
                   <w:rFonts w:ascii="Arial" w:cs="Arial" w:eastAsia="Arial" w:hAnsi="Arial"/>
@@ -21960,7 +21960,7 @@
               <w:spacing w:after="10" w:before="0"/>
               <w:ind w:left="120"/>
             </w:pPr>
-            <w:hyperlink w:history="1" r:id="rIdg1chpsiwriu6_hcaejfxl">
+            <w:hyperlink w:history="1" r:id="rIdvgjficu-bzty6gkyp7eyc">
               <w:r>
                 <w:rPr>
                   <w:rFonts w:ascii="Arial" w:cs="Arial" w:eastAsia="Arial" w:hAnsi="Arial"/>
@@ -22160,7 +22160,7 @@
             <w:pPr>
               <w:spacing w:after="20" w:before="0"/>
             </w:pPr>
-            <w:hyperlink w:history="1" r:id="rIdf79ca8h757tsh8ggc8qve">
+            <w:hyperlink w:history="1" r:id="rId6bpevxd-nzrelxzy8mwne">
               <w:r>
                 <w:rPr>
                   <w:rFonts w:ascii="Arial" w:cs="Arial" w:eastAsia="Arial" w:hAnsi="Arial"/>
@@ -22193,7 +22193,7 @@
               <w:spacing w:after="10" w:before="0"/>
               <w:ind w:left="120"/>
             </w:pPr>
-            <w:hyperlink w:history="1" r:id="rIdy9ps17puixze4whxywn-3">
+            <w:hyperlink w:history="1" r:id="rIdusuqhzgusdethgvsgk45t">
               <w:r>
                 <w:rPr>
                   <w:rFonts w:ascii="Arial" w:cs="Arial" w:eastAsia="Arial" w:hAnsi="Arial"/>
@@ -22238,7 +22238,7 @@
             <w:pPr>
               <w:spacing w:after="20" w:before="0"/>
             </w:pPr>
-            <w:hyperlink w:history="1" r:id="rIdkjh1okuzuwdtwytpzwjra">
+            <w:hyperlink w:history="1" r:id="rIdh9nfp9ridrsfzzjxawq_e">
               <w:r>
                 <w:rPr>
                   <w:rFonts w:ascii="Arial" w:cs="Arial" w:eastAsia="Arial" w:hAnsi="Arial"/>
@@ -22271,7 +22271,7 @@
               <w:spacing w:after="10" w:before="0"/>
               <w:ind w:left="120"/>
             </w:pPr>
-            <w:hyperlink w:history="1" r:id="rIdjxr4mvlyhkwm-mxkotdrp">
+            <w:hyperlink w:history="1" r:id="rIdliyiufj-cm28gul0rr8bq">
               <w:r>
                 <w:rPr>
                   <w:rFonts w:ascii="Arial" w:cs="Arial" w:eastAsia="Arial" w:hAnsi="Arial"/>
@@ -22471,7 +22471,7 @@
             <w:pPr>
               <w:spacing w:after="20" w:before="0"/>
             </w:pPr>
-            <w:hyperlink w:history="1" r:id="rIdu4f1q4h3pfv4xtoi5wl0e">
+            <w:hyperlink w:history="1" r:id="rIdoln9o89qmfr_pbex4ddat">
               <w:r>
                 <w:rPr>
                   <w:rFonts w:ascii="Arial" w:cs="Arial" w:eastAsia="Arial" w:hAnsi="Arial"/>
@@ -22504,7 +22504,7 @@
               <w:spacing w:after="10" w:before="0"/>
               <w:ind w:left="120"/>
             </w:pPr>
-            <w:hyperlink w:history="1" r:id="rIdvvkew-lw_3dztyfsqd2hp">
+            <w:hyperlink w:history="1" r:id="rIdvmjaohxtostyh3asosiaf">
               <w:r>
                 <w:rPr>
                   <w:rFonts w:ascii="Arial" w:cs="Arial" w:eastAsia="Arial" w:hAnsi="Arial"/>
@@ -22549,7 +22549,7 @@
             <w:pPr>
               <w:spacing w:after="20" w:before="0"/>
             </w:pPr>
-            <w:hyperlink w:history="1" r:id="rId9hdlzvl5-pwytnyxpyymt">
+            <w:hyperlink w:history="1" r:id="rIdjkwtbsicfen1tfhth4sgv">
               <w:r>
                 <w:rPr>
                   <w:rFonts w:ascii="Arial" w:cs="Arial" w:eastAsia="Arial" w:hAnsi="Arial"/>
@@ -22582,7 +22582,7 @@
               <w:spacing w:after="10" w:before="0"/>
               <w:ind w:left="120"/>
             </w:pPr>
-            <w:hyperlink w:history="1" r:id="rIdg4mdayv4x56fugfclcx9r">
+            <w:hyperlink w:history="1" r:id="rId0xmxb0l-ijciebugglxe0">
               <w:r>
                 <w:rPr>
                   <w:rFonts w:ascii="Arial" w:cs="Arial" w:eastAsia="Arial" w:hAnsi="Arial"/>
@@ -23107,7 +23107,7 @@
         </w:rPr>
         <w:t xml:space="preserve">© 2026 SeaVuria and ARES. Aligned with KICD objectives. Developed by SeaVuria; technical implementation by ARES (with AI assistance from Claude). Licensed under </w:t>
       </w:r>
-      <w:hyperlink w:history="1" r:id="rIdyk_ejlu7mj0kwgeypxo7s">
+      <w:hyperlink w:history="1" r:id="rIdygngvlfioab38nynri8uj">
         <w:r>
           <w:rPr>
             <w:rFonts w:ascii="Arial" w:cs="Arial" w:eastAsia="Arial" w:hAnsi="Arial"/>
@@ -23128,7 +23128,7 @@
         </w:rPr>
         <w:t xml:space="preserve"> (</w:t>
       </w:r>
-      <w:hyperlink w:history="1" r:id="rId4gvmwkp2pc7zzqqkvpmmq">
+      <w:hyperlink w:history="1" r:id="rIdnxkv5zfuepp0fousx2rvk">
         <w:r>
           <w:rPr>
             <w:rFonts w:ascii="Arial" w:cs="Arial" w:eastAsia="Arial" w:hAnsi="Arial"/>
@@ -24168,7 +24168,7 @@
             <w:pPr>
               <w:spacing w:after="20" w:before="0"/>
             </w:pPr>
-            <w:hyperlink w:history="1" r:id="rIdrixv-1kuosiagfip07sn3">
+            <w:hyperlink w:history="1" r:id="rId3zjjmj6hahjlk60wkyfud">
               <w:r>
                 <w:rPr>
                   <w:rFonts w:ascii="Arial" w:cs="Arial" w:eastAsia="Arial" w:hAnsi="Arial"/>
@@ -24201,7 +24201,7 @@
               <w:spacing w:after="10" w:before="0"/>
               <w:ind w:left="120"/>
             </w:pPr>
-            <w:hyperlink w:history="1" r:id="rId2dbrpfr_y25yesef08jg4">
+            <w:hyperlink w:history="1" r:id="rIdiad98lqt1dcf8zhee8e2g">
               <w:r>
                 <w:rPr>
                   <w:rFonts w:ascii="Arial" w:cs="Arial" w:eastAsia="Arial" w:hAnsi="Arial"/>
@@ -24246,7 +24246,7 @@
             <w:pPr>
               <w:spacing w:after="20" w:before="0"/>
             </w:pPr>
-            <w:hyperlink w:history="1" r:id="rId8mibxttuizjcx-e6uyjgp">
+            <w:hyperlink w:history="1" r:id="rId8gpkrpyrhn_zdu9o8k24s">
               <w:r>
                 <w:rPr>
                   <w:rFonts w:ascii="Arial" w:cs="Arial" w:eastAsia="Arial" w:hAnsi="Arial"/>
@@ -24279,7 +24279,7 @@
               <w:spacing w:after="10" w:before="0"/>
               <w:ind w:left="120"/>
             </w:pPr>
-            <w:hyperlink w:history="1" r:id="rId6c2tpqomt0wnbxsg_fhty">
+            <w:hyperlink w:history="1" r:id="rId2o9ojhcezoqdvzid7hj-n">
               <w:r>
                 <w:rPr>
                   <w:rFonts w:ascii="Arial" w:cs="Arial" w:eastAsia="Arial" w:hAnsi="Arial"/>
@@ -24479,7 +24479,7 @@
             <w:pPr>
               <w:spacing w:after="20" w:before="0"/>
             </w:pPr>
-            <w:hyperlink w:history="1" r:id="rIdjpcbjvzazvpce65rxl5c5">
+            <w:hyperlink w:history="1" r:id="rIdx_syixjyzwdewg1cq8hog">
               <w:r>
                 <w:rPr>
                   <w:rFonts w:ascii="Arial" w:cs="Arial" w:eastAsia="Arial" w:hAnsi="Arial"/>
@@ -24512,7 +24512,7 @@
               <w:spacing w:after="10" w:before="0"/>
               <w:ind w:left="120"/>
             </w:pPr>
-            <w:hyperlink w:history="1" r:id="rIdtiksl_coj1_jdprjxmjel">
+            <w:hyperlink w:history="1" r:id="rIdxitd3fy95ek4omgzpsjv9">
               <w:r>
                 <w:rPr>
                   <w:rFonts w:ascii="Arial" w:cs="Arial" w:eastAsia="Arial" w:hAnsi="Arial"/>
@@ -24557,7 +24557,7 @@
             <w:pPr>
               <w:spacing w:after="20" w:before="0"/>
             </w:pPr>
-            <w:hyperlink w:history="1" r:id="rIdhdbpvv-lcx6yvl9whp5av">
+            <w:hyperlink w:history="1" r:id="rIdvf7sna18wch2cm0fpjr9n">
               <w:r>
                 <w:rPr>
                   <w:rFonts w:ascii="Arial" w:cs="Arial" w:eastAsia="Arial" w:hAnsi="Arial"/>
@@ -24590,7 +24590,7 @@
               <w:spacing w:after="10" w:before="0"/>
               <w:ind w:left="120"/>
             </w:pPr>
-            <w:hyperlink w:history="1" r:id="rIdhq2zeakoctq1t2dg4-l6_">
+            <w:hyperlink w:history="1" r:id="rIdgjsiw9aomxt8-eu6z64wz">
               <w:r>
                 <w:rPr>
                   <w:rFonts w:ascii="Arial" w:cs="Arial" w:eastAsia="Arial" w:hAnsi="Arial"/>
@@ -24790,7 +24790,7 @@
             <w:pPr>
               <w:spacing w:after="20" w:before="0"/>
             </w:pPr>
-            <w:hyperlink w:history="1" r:id="rIdxuggymzp1-mghainy_vaj">
+            <w:hyperlink w:history="1" r:id="rIdzhk0ag7v4ounkchjbvwrk">
               <w:r>
                 <w:rPr>
                   <w:rFonts w:ascii="Arial" w:cs="Arial" w:eastAsia="Arial" w:hAnsi="Arial"/>
@@ -24839,7 +24839,7 @@
               <w:spacing w:after="10" w:before="0"/>
               <w:ind w:left="120"/>
             </w:pPr>
-            <w:hyperlink w:history="1" r:id="rIduwdgyrjfbvlheflgqdk4f">
+            <w:hyperlink w:history="1" r:id="rIdl2kdsjhw-f3zuyfvap9qk">
               <w:r>
                 <w:rPr>
                   <w:rFonts w:ascii="Arial" w:cs="Arial" w:eastAsia="Arial" w:hAnsi="Arial"/>
@@ -24884,7 +24884,7 @@
             <w:pPr>
               <w:spacing w:after="20" w:before="0"/>
             </w:pPr>
-            <w:hyperlink w:history="1" r:id="rIdk8lrima_xcbojdi6fohdw">
+            <w:hyperlink w:history="1" r:id="rIdgwaeigdio1chu8jy6clt2">
               <w:r>
                 <w:rPr>
                   <w:rFonts w:ascii="Arial" w:cs="Arial" w:eastAsia="Arial" w:hAnsi="Arial"/>
@@ -24933,7 +24933,7 @@
               <w:spacing w:after="10" w:before="0"/>
               <w:ind w:left="120"/>
             </w:pPr>
-            <w:hyperlink w:history="1" r:id="rIdxlelwhbu3ah5h3qcymz7x">
+            <w:hyperlink w:history="1" r:id="rIdgojm3ovrg1wwr7-vdzxx0">
               <w:r>
                 <w:rPr>
                   <w:rFonts w:ascii="Arial" w:cs="Arial" w:eastAsia="Arial" w:hAnsi="Arial"/>
@@ -25133,7 +25133,7 @@
             <w:pPr>
               <w:spacing w:after="20" w:before="0"/>
             </w:pPr>
-            <w:hyperlink w:history="1" r:id="rIdjxxkktyfokdgawmnz2lbz">
+            <w:hyperlink w:history="1" r:id="rId6eux_vs9tijjqzwqgv3b7">
               <w:r>
                 <w:rPr>
                   <w:rFonts w:ascii="Arial" w:cs="Arial" w:eastAsia="Arial" w:hAnsi="Arial"/>
@@ -25182,7 +25182,7 @@
               <w:spacing w:after="10" w:before="0"/>
               <w:ind w:left="120"/>
             </w:pPr>
-            <w:hyperlink w:history="1" r:id="rId8iwxgjdlz_nglhnbemglr">
+            <w:hyperlink w:history="1" r:id="rIdv4br2s0hy-btpagftasbw">
               <w:r>
                 <w:rPr>
                   <w:rFonts w:ascii="Arial" w:cs="Arial" w:eastAsia="Arial" w:hAnsi="Arial"/>
@@ -25227,7 +25227,7 @@
             <w:pPr>
               <w:spacing w:after="20" w:before="0"/>
             </w:pPr>
-            <w:hyperlink w:history="1" r:id="rIdgzfhf35fyehmx_f_jvp3_">
+            <w:hyperlink w:history="1" r:id="rId3xzvxtocfyuhtum3jn3td">
               <w:r>
                 <w:rPr>
                   <w:rFonts w:ascii="Arial" w:cs="Arial" w:eastAsia="Arial" w:hAnsi="Arial"/>
@@ -25276,7 +25276,7 @@
               <w:spacing w:after="10" w:before="0"/>
               <w:ind w:left="120"/>
             </w:pPr>
-            <w:hyperlink w:history="1" r:id="rIdcnmvdtijsugdjbpkdzwry">
+            <w:hyperlink w:history="1" r:id="rIduecvxkyk8rpbzudjw5zhy">
               <w:r>
                 <w:rPr>
                   <w:rFonts w:ascii="Arial" w:cs="Arial" w:eastAsia="Arial" w:hAnsi="Arial"/>
@@ -25476,7 +25476,7 @@
             <w:pPr>
               <w:spacing w:after="20" w:before="0"/>
             </w:pPr>
-            <w:hyperlink w:history="1" r:id="rIdgy7ahart6vpf0jfz10t5y">
+            <w:hyperlink w:history="1" r:id="rIdxohcmtmd5qyjpuodhfh-z">
               <w:r>
                 <w:rPr>
                   <w:rFonts w:ascii="Arial" w:cs="Arial" w:eastAsia="Arial" w:hAnsi="Arial"/>
@@ -25525,7 +25525,7 @@
               <w:spacing w:after="10" w:before="0"/>
               <w:ind w:left="120"/>
             </w:pPr>
-            <w:hyperlink w:history="1" r:id="rIdrbgzmjpbzj5lnfb9hbzyo">
+            <w:hyperlink w:history="1" r:id="rId7lhiq_fhldtqbbh51tll7">
               <w:r>
                 <w:rPr>
                   <w:rFonts w:ascii="Arial" w:cs="Arial" w:eastAsia="Arial" w:hAnsi="Arial"/>
@@ -25570,7 +25570,7 @@
             <w:pPr>
               <w:spacing w:after="20" w:before="0"/>
             </w:pPr>
-            <w:hyperlink w:history="1" r:id="rIdukzlz9acjbujbvz-b762p">
+            <w:hyperlink w:history="1" r:id="rIdggqlpwegxsg9jjhnp9vl3">
               <w:r>
                 <w:rPr>
                   <w:rFonts w:ascii="Arial" w:cs="Arial" w:eastAsia="Arial" w:hAnsi="Arial"/>
@@ -25619,7 +25619,7 @@
               <w:spacing w:after="10" w:before="0"/>
               <w:ind w:left="120"/>
             </w:pPr>
-            <w:hyperlink w:history="1" r:id="rIdjyenzkaxr91frhxc1-vkl">
+            <w:hyperlink w:history="1" r:id="rIdcjdo_md3cdh6nmglu2rl1">
               <w:r>
                 <w:rPr>
                   <w:rFonts w:ascii="Arial" w:cs="Arial" w:eastAsia="Arial" w:hAnsi="Arial"/>
@@ -26144,7 +26144,7 @@
         </w:rPr>
         <w:t xml:space="preserve">© 2026 SeaVuria and ARES. Aligned with KICD objectives. Developed by SeaVuria; technical implementation by ARES (with AI assistance from Claude). Licensed under </w:t>
       </w:r>
-      <w:hyperlink w:history="1" r:id="rId7ijefxnmncl75992czwix">
+      <w:hyperlink w:history="1" r:id="rIdji5w1u0nnxrwogv3pd_fr">
         <w:r>
           <w:rPr>
             <w:rFonts w:ascii="Arial" w:cs="Arial" w:eastAsia="Arial" w:hAnsi="Arial"/>
@@ -26165,7 +26165,7 @@
         </w:rPr>
         <w:t xml:space="preserve"> (</w:t>
       </w:r>
-      <w:hyperlink w:history="1" r:id="rIdife0mwydah_um6ngxj13m">
+      <w:hyperlink w:history="1" r:id="rIdhpfvz5vt3jmt9bxciwq08">
         <w:r>
           <w:rPr>
             <w:rFonts w:ascii="Arial" w:cs="Arial" w:eastAsia="Arial" w:hAnsi="Arial"/>
@@ -27205,7 +27205,7 @@
             <w:pPr>
               <w:spacing w:after="20" w:before="0"/>
             </w:pPr>
-            <w:hyperlink w:history="1" r:id="rId2rkacpqgxpohilfqibycw">
+            <w:hyperlink w:history="1" r:id="rId_ttvuzxfs2aqzocdykaib">
               <w:r>
                 <w:rPr>
                   <w:rFonts w:ascii="Arial" w:cs="Arial" w:eastAsia="Arial" w:hAnsi="Arial"/>
@@ -27238,7 +27238,7 @@
               <w:spacing w:after="10" w:before="0"/>
               <w:ind w:left="120"/>
             </w:pPr>
-            <w:hyperlink w:history="1" r:id="rIdhh4rnt_xepntm_itsa9pq">
+            <w:hyperlink w:history="1" r:id="rIdf8o24ujpftztt0nrwaag9">
               <w:r>
                 <w:rPr>
                   <w:rFonts w:ascii="Arial" w:cs="Arial" w:eastAsia="Arial" w:hAnsi="Arial"/>
@@ -27283,7 +27283,7 @@
             <w:pPr>
               <w:spacing w:after="20" w:before="0"/>
             </w:pPr>
-            <w:hyperlink w:history="1" r:id="rIdgmxl2djp-o4pvsaxnon-w">
+            <w:hyperlink w:history="1" r:id="rIdn403cxcdg-v-d6sukgywu">
               <w:r>
                 <w:rPr>
                   <w:rFonts w:ascii="Arial" w:cs="Arial" w:eastAsia="Arial" w:hAnsi="Arial"/>
@@ -27332,7 +27332,7 @@
               <w:spacing w:after="10" w:before="0"/>
               <w:ind w:left="120"/>
             </w:pPr>
-            <w:hyperlink w:history="1" r:id="rIdbxakn0cgmdv4ptbj0rxhr">
+            <w:hyperlink w:history="1" r:id="rIdhskk3ds5rg8wzd5aaal7k">
               <w:r>
                 <w:rPr>
                   <w:rFonts w:ascii="Arial" w:cs="Arial" w:eastAsia="Arial" w:hAnsi="Arial"/>
@@ -27532,7 +27532,7 @@
             <w:pPr>
               <w:spacing w:after="20" w:before="0"/>
             </w:pPr>
-            <w:hyperlink w:history="1" r:id="rId_uefy4mugq5iluslprm0s">
+            <w:hyperlink w:history="1" r:id="rId_mmrdunygwzqhyofjfn2g">
               <w:r>
                 <w:rPr>
                   <w:rFonts w:ascii="Arial" w:cs="Arial" w:eastAsia="Arial" w:hAnsi="Arial"/>
@@ -27565,7 +27565,7 @@
               <w:spacing w:after="10" w:before="0"/>
               <w:ind w:left="120"/>
             </w:pPr>
-            <w:hyperlink w:history="1" r:id="rIdvt3uc7_myhaqqu9rfdcav">
+            <w:hyperlink w:history="1" r:id="rIdlvyfnetjddr-s26jfrjuv">
               <w:r>
                 <w:rPr>
                   <w:rFonts w:ascii="Arial" w:cs="Arial" w:eastAsia="Arial" w:hAnsi="Arial"/>
@@ -27610,7 +27610,7 @@
             <w:pPr>
               <w:spacing w:after="20" w:before="0"/>
             </w:pPr>
-            <w:hyperlink w:history="1" r:id="rIdilykok979yzkj-0yhv8ru">
+            <w:hyperlink w:history="1" r:id="rIdwju9kdf_aevrfvpptoxgu">
               <w:r>
                 <w:rPr>
                   <w:rFonts w:ascii="Arial" w:cs="Arial" w:eastAsia="Arial" w:hAnsi="Arial"/>
@@ -27659,7 +27659,7 @@
               <w:spacing w:after="10" w:before="0"/>
               <w:ind w:left="120"/>
             </w:pPr>
-            <w:hyperlink w:history="1" r:id="rIdfruxoglv-mmyjxy3xa9ax">
+            <w:hyperlink w:history="1" r:id="rIdrf_njlq0xouuxvex8kvtg">
               <w:r>
                 <w:rPr>
                   <w:rFonts w:ascii="Arial" w:cs="Arial" w:eastAsia="Arial" w:hAnsi="Arial"/>
@@ -27859,7 +27859,7 @@
             <w:pPr>
               <w:spacing w:after="20" w:before="0"/>
             </w:pPr>
-            <w:hyperlink w:history="1" r:id="rIdvhk1wju9tjgdfq0qxu9yk">
+            <w:hyperlink w:history="1" r:id="rId3okk0m3d_cfpcti7ju64p">
               <w:r>
                 <w:rPr>
                   <w:rFonts w:ascii="Arial" w:cs="Arial" w:eastAsia="Arial" w:hAnsi="Arial"/>
@@ -27892,7 +27892,7 @@
               <w:spacing w:after="10" w:before="0"/>
               <w:ind w:left="120"/>
             </w:pPr>
-            <w:hyperlink w:history="1" r:id="rIdtq74efheg_z-re4zrorgt">
+            <w:hyperlink w:history="1" r:id="rIdoz8txw96uz5un_vthnf6g">
               <w:r>
                 <w:rPr>
                   <w:rFonts w:ascii="Arial" w:cs="Arial" w:eastAsia="Arial" w:hAnsi="Arial"/>
@@ -27937,7 +27937,7 @@
             <w:pPr>
               <w:spacing w:after="20" w:before="0"/>
             </w:pPr>
-            <w:hyperlink w:history="1" r:id="rIdnl0bhqhacuus5ft28hlxz">
+            <w:hyperlink w:history="1" r:id="rIdnglpzv46nzwimceomohrk">
               <w:r>
                 <w:rPr>
                   <w:rFonts w:ascii="Arial" w:cs="Arial" w:eastAsia="Arial" w:hAnsi="Arial"/>
@@ -27986,7 +27986,7 @@
               <w:spacing w:after="10" w:before="0"/>
               <w:ind w:left="120"/>
             </w:pPr>
-            <w:hyperlink w:history="1" r:id="rIdacuidqqavvne3pnbhexhr">
+            <w:hyperlink w:history="1" r:id="rIdq4sebtdurnlcmjmkxo5mo">
               <w:r>
                 <w:rPr>
                   <w:rFonts w:ascii="Arial" w:cs="Arial" w:eastAsia="Arial" w:hAnsi="Arial"/>
@@ -28186,7 +28186,7 @@
             <w:pPr>
               <w:spacing w:after="20" w:before="0"/>
             </w:pPr>
-            <w:hyperlink w:history="1" r:id="rIdoaudocw5tiapypq784goq">
+            <w:hyperlink w:history="1" r:id="rIdyvx0vnfa6ly7ci4zatbp_">
               <w:r>
                 <w:rPr>
                   <w:rFonts w:ascii="Arial" w:cs="Arial" w:eastAsia="Arial" w:hAnsi="Arial"/>
@@ -28219,7 +28219,7 @@
               <w:spacing w:after="10" w:before="0"/>
               <w:ind w:left="120"/>
             </w:pPr>
-            <w:hyperlink w:history="1" r:id="rIdrvjuvwnmd5cpr1mbpqwdx">
+            <w:hyperlink w:history="1" r:id="rIdkovhaxsbrl5zzhndlrkqz">
               <w:r>
                 <w:rPr>
                   <w:rFonts w:ascii="Arial" w:cs="Arial" w:eastAsia="Arial" w:hAnsi="Arial"/>
@@ -28264,7 +28264,7 @@
             <w:pPr>
               <w:spacing w:after="20" w:before="0"/>
             </w:pPr>
-            <w:hyperlink w:history="1" r:id="rIda143itoeemytxno1w4vs2">
+            <w:hyperlink w:history="1" r:id="rIdsalk3nmd5hkd2ys44ldof">
               <w:r>
                 <w:rPr>
                   <w:rFonts w:ascii="Arial" w:cs="Arial" w:eastAsia="Arial" w:hAnsi="Arial"/>
@@ -28313,7 +28313,7 @@
               <w:spacing w:after="10" w:before="0"/>
               <w:ind w:left="120"/>
             </w:pPr>
-            <w:hyperlink w:history="1" r:id="rId5e2ri0xbg8hg1tsnpcx_n">
+            <w:hyperlink w:history="1" r:id="rIdke7osf5w2wxc-ba4h7d-q">
               <w:r>
                 <w:rPr>
                   <w:rFonts w:ascii="Arial" w:cs="Arial" w:eastAsia="Arial" w:hAnsi="Arial"/>
@@ -28513,7 +28513,7 @@
             <w:pPr>
               <w:spacing w:after="20" w:before="0"/>
             </w:pPr>
-            <w:hyperlink w:history="1" r:id="rIdlra4fthed_bo5gqcsxxu8">
+            <w:hyperlink w:history="1" r:id="rIdozcgfp8d0dopjo_m7zz3-">
               <w:r>
                 <w:rPr>
                   <w:rFonts w:ascii="Arial" w:cs="Arial" w:eastAsia="Arial" w:hAnsi="Arial"/>
@@ -28562,7 +28562,7 @@
               <w:spacing w:after="10" w:before="0"/>
               <w:ind w:left="120"/>
             </w:pPr>
-            <w:hyperlink w:history="1" r:id="rIdxthpnwgkg2-7q-eyoqlao">
+            <w:hyperlink w:history="1" r:id="rIdtnpaflkplm88ouo_rfo-a">
               <w:r>
                 <w:rPr>
                   <w:rFonts w:ascii="Arial" w:cs="Arial" w:eastAsia="Arial" w:hAnsi="Arial"/>
@@ -28607,7 +28607,7 @@
             <w:pPr>
               <w:spacing w:after="20" w:before="0"/>
             </w:pPr>
-            <w:hyperlink w:history="1" r:id="rIdars9mjyvi3f7rxaqbsshm">
+            <w:hyperlink w:history="1" r:id="rId-eozv7o4sreg0cjptdsvd">
               <w:r>
                 <w:rPr>
                   <w:rFonts w:ascii="Arial" w:cs="Arial" w:eastAsia="Arial" w:hAnsi="Arial"/>
@@ -28656,7 +28656,7 @@
               <w:spacing w:after="10" w:before="0"/>
               <w:ind w:left="120"/>
             </w:pPr>
-            <w:hyperlink w:history="1" r:id="rId3q1ax5ekldaznvbkln670">
+            <w:hyperlink w:history="1" r:id="rIdwg4bumc-u6f4zpm1cl4c5">
               <w:r>
                 <w:rPr>
                   <w:rFonts w:ascii="Arial" w:cs="Arial" w:eastAsia="Arial" w:hAnsi="Arial"/>
@@ -29181,7 +29181,7 @@
         </w:rPr>
         <w:t xml:space="preserve">© 2026 SeaVuria and ARES. Aligned with KICD objectives. Developed by SeaVuria; technical implementation by ARES (with AI assistance from Claude). Licensed under </w:t>
       </w:r>
-      <w:hyperlink w:history="1" r:id="rIdynozddrlna6ap1xrniwfj">
+      <w:hyperlink w:history="1" r:id="rIdtbqwrb2idk1v6rzfhcux9">
         <w:r>
           <w:rPr>
             <w:rFonts w:ascii="Arial" w:cs="Arial" w:eastAsia="Arial" w:hAnsi="Arial"/>
@@ -29202,7 +29202,7 @@
         </w:rPr>
         <w:t xml:space="preserve"> (</w:t>
       </w:r>
-      <w:hyperlink w:history="1" r:id="rId4arfn217khsw9dow7fd8r">
+      <w:hyperlink w:history="1" r:id="rIddblgtmbfjoezn21w51l7f">
         <w:r>
           <w:rPr>
             <w:rFonts w:ascii="Arial" w:cs="Arial" w:eastAsia="Arial" w:hAnsi="Arial"/>
